--- a/Lab01/LAB01-IE213.docx
+++ b/Lab01/LAB01-IE213.docx
@@ -563,12 +563,108 @@
           <w:szCs w:val="26"/>
         </w:rPr>
       </w:pPr>
+      <w:r>
+        <w:rPr>
+          <w:color w:val="auto"/>
+          <w:sz w:val="26"/>
+          <w:szCs w:val="26"/>
+        </w:rPr>
+        <w:t>Hồ Thị Minh Ngọc - 23521022</w:t>
+      </w:r>
     </w:p>
     <w:p>
       <w:pPr>
         <w:pStyle w:val="Default"/>
         <w:spacing w:line="360" w:lineRule="auto"/>
         <w:ind w:firstLine="2694"/>
+        <w:rPr>
+          <w:color w:val="auto"/>
+          <w:sz w:val="26"/>
+          <w:szCs w:val="26"/>
+        </w:rPr>
+      </w:pPr>
+    </w:p>
+    <w:p>
+      <w:pPr>
+        <w:pStyle w:val="Default"/>
+        <w:spacing w:line="360" w:lineRule="auto"/>
+        <w:rPr>
+          <w:color w:val="auto"/>
+          <w:sz w:val="26"/>
+          <w:szCs w:val="26"/>
+        </w:rPr>
+      </w:pPr>
+    </w:p>
+    <w:p>
+      <w:pPr>
+        <w:pStyle w:val="Default"/>
+        <w:spacing w:line="360" w:lineRule="auto"/>
+        <w:rPr>
+          <w:color w:val="auto"/>
+          <w:sz w:val="26"/>
+          <w:szCs w:val="26"/>
+        </w:rPr>
+      </w:pPr>
+    </w:p>
+    <w:p>
+      <w:pPr>
+        <w:pStyle w:val="Default"/>
+        <w:spacing w:line="360" w:lineRule="auto"/>
+        <w:rPr>
+          <w:color w:val="auto"/>
+          <w:sz w:val="26"/>
+          <w:szCs w:val="26"/>
+        </w:rPr>
+      </w:pPr>
+    </w:p>
+    <w:p>
+      <w:pPr>
+        <w:pStyle w:val="Default"/>
+        <w:spacing w:line="360" w:lineRule="auto"/>
+        <w:rPr>
+          <w:color w:val="auto"/>
+          <w:sz w:val="26"/>
+          <w:szCs w:val="26"/>
+        </w:rPr>
+      </w:pPr>
+    </w:p>
+    <w:p>
+      <w:pPr>
+        <w:pStyle w:val="Default"/>
+        <w:spacing w:line="360" w:lineRule="auto"/>
+        <w:rPr>
+          <w:color w:val="auto"/>
+          <w:sz w:val="26"/>
+          <w:szCs w:val="26"/>
+        </w:rPr>
+      </w:pPr>
+    </w:p>
+    <w:p>
+      <w:pPr>
+        <w:pStyle w:val="Default"/>
+        <w:spacing w:line="360" w:lineRule="auto"/>
+        <w:rPr>
+          <w:color w:val="auto"/>
+          <w:sz w:val="26"/>
+          <w:szCs w:val="26"/>
+        </w:rPr>
+      </w:pPr>
+    </w:p>
+    <w:p>
+      <w:pPr>
+        <w:pStyle w:val="Default"/>
+        <w:spacing w:line="360" w:lineRule="auto"/>
+        <w:rPr>
+          <w:color w:val="auto"/>
+          <w:sz w:val="26"/>
+          <w:szCs w:val="26"/>
+        </w:rPr>
+      </w:pPr>
+    </w:p>
+    <w:p>
+      <w:pPr>
+        <w:pStyle w:val="Default"/>
+        <w:spacing w:line="360" w:lineRule="auto"/>
         <w:rPr>
           <w:color w:val="auto"/>
           <w:sz w:val="26"/>
@@ -717,11 +813,13 @@
           <w:szCs w:val="26"/>
           <w:lang w:val="de-DE"/>
         </w:rPr>
+        <w:lastRenderedPageBreak/>
         <w:br w:type="page"/>
       </w:r>
     </w:p>
     <w:p>
       <w:pPr>
+        <w:jc w:val="center"/>
         <w:rPr>
           <w:rFonts w:ascii="Times New Roman" w:hAnsi="Times New Roman" w:cs="Times New Roman"/>
           <w:b/>

--- a/Lab01/LAB01-IE213.docx
+++ b/Lab01/LAB01-IE213.docx
@@ -71,29 +71,7 @@
           <w:sz w:val="26"/>
           <w:szCs w:val="26"/>
         </w:rPr>
-        <w:t xml:space="preserve">KHOA </w:t>
-      </w:r>
-      <w:proofErr w:type="spellStart"/>
-      <w:r>
-        <w:rPr>
-          <w:b/>
-          <w:bCs/>
-          <w:color w:val="auto"/>
-          <w:sz w:val="26"/>
-          <w:szCs w:val="26"/>
-        </w:rPr>
-        <w:t>KHOA</w:t>
-      </w:r>
-      <w:proofErr w:type="spellEnd"/>
-      <w:r>
-        <w:rPr>
-          <w:b/>
-          <w:bCs/>
-          <w:color w:val="auto"/>
-          <w:sz w:val="26"/>
-          <w:szCs w:val="26"/>
-        </w:rPr>
-        <w:t xml:space="preserve"> HỌC VÀ KĨ THUẬT THÔNG TIN</w:t>
+        <w:t>KHOA KHOA HỌC VÀ KĨ THUẬT THÔNG TIN</w:t>
       </w:r>
     </w:p>
     <w:p>
@@ -423,51 +401,15 @@
           <w:sz w:val="26"/>
           <w:szCs w:val="26"/>
         </w:rPr>
-        <w:t xml:space="preserve">GVHD: </w:t>
-      </w:r>
-      <w:proofErr w:type="spellStart"/>
-      <w:r>
-        <w:rPr>
-          <w:color w:val="auto"/>
-          <w:sz w:val="26"/>
-          <w:szCs w:val="26"/>
-        </w:rPr>
-        <w:t>ThS</w:t>
-      </w:r>
-      <w:proofErr w:type="spellEnd"/>
-      <w:r>
-        <w:rPr>
-          <w:color w:val="auto"/>
-          <w:sz w:val="26"/>
-          <w:szCs w:val="26"/>
-        </w:rPr>
-        <w:t xml:space="preserve">. </w:t>
-      </w:r>
-      <w:r>
-        <w:rPr>
-          <w:color w:val="auto"/>
-          <w:sz w:val="26"/>
-          <w:szCs w:val="26"/>
-        </w:rPr>
-        <w:t xml:space="preserve">Võ </w:t>
-      </w:r>
-      <w:proofErr w:type="spellStart"/>
-      <w:r>
-        <w:rPr>
-          <w:color w:val="auto"/>
-          <w:sz w:val="26"/>
-          <w:szCs w:val="26"/>
-        </w:rPr>
-        <w:t>Tấn</w:t>
-      </w:r>
-      <w:proofErr w:type="spellEnd"/>
-      <w:r>
-        <w:rPr>
-          <w:color w:val="auto"/>
-          <w:sz w:val="26"/>
-          <w:szCs w:val="26"/>
-        </w:rPr>
-        <w:t xml:space="preserve"> Khoa</w:t>
+        <w:t xml:space="preserve">GVHD: ThS. </w:t>
+      </w:r>
+      <w:r>
+        <w:rPr>
+          <w:color w:val="auto"/>
+          <w:sz w:val="26"/>
+          <w:szCs w:val="26"/>
+        </w:rPr>
+        <w:t>Võ Tấn Khoa</w:t>
       </w:r>
     </w:p>
     <w:p>
@@ -495,61 +437,7 @@
           <w:sz w:val="26"/>
           <w:szCs w:val="26"/>
         </w:rPr>
-        <w:t xml:space="preserve">inh </w:t>
-      </w:r>
-      <w:proofErr w:type="spellStart"/>
-      <w:r>
-        <w:rPr>
-          <w:color w:val="auto"/>
-          <w:sz w:val="26"/>
-          <w:szCs w:val="26"/>
-        </w:rPr>
-        <w:t>viên</w:t>
-      </w:r>
-      <w:proofErr w:type="spellEnd"/>
-      <w:r>
-        <w:rPr>
-          <w:color w:val="auto"/>
-          <w:sz w:val="26"/>
-          <w:szCs w:val="26"/>
-        </w:rPr>
-        <w:t xml:space="preserve"> </w:t>
-      </w:r>
-      <w:proofErr w:type="spellStart"/>
-      <w:r>
-        <w:rPr>
-          <w:color w:val="auto"/>
-          <w:sz w:val="26"/>
-          <w:szCs w:val="26"/>
-        </w:rPr>
-        <w:t>thực</w:t>
-      </w:r>
-      <w:proofErr w:type="spellEnd"/>
-      <w:r>
-        <w:rPr>
-          <w:color w:val="auto"/>
-          <w:sz w:val="26"/>
-          <w:szCs w:val="26"/>
-        </w:rPr>
-        <w:t xml:space="preserve"> </w:t>
-      </w:r>
-      <w:proofErr w:type="spellStart"/>
-      <w:r>
-        <w:rPr>
-          <w:color w:val="auto"/>
-          <w:sz w:val="26"/>
-          <w:szCs w:val="26"/>
-        </w:rPr>
-        <w:t>hiện</w:t>
-      </w:r>
-      <w:proofErr w:type="spellEnd"/>
-      <w:r>
-        <w:rPr>
-          <w:color w:val="auto"/>
-          <w:sz w:val="26"/>
-          <w:szCs w:val="26"/>
-        </w:rPr>
-        <w:t xml:space="preserve">:  </w:t>
+        <w:t xml:space="preserve">inh viên thực hiện:  </w:t>
       </w:r>
     </w:p>
     <w:p>
@@ -763,7 +651,7 @@
           <w:shd w:val="clear" w:color="auto" w:fill="FFFFFF"/>
           <w:lang w:val="de-DE"/>
         </w:rPr>
-        <w:t>2</w:t>
+        <w:t>6</w:t>
       </w:r>
       <w:r>
         <w:rPr>
@@ -1888,49 +1776,7 @@
         <w:rPr>
           <w:lang w:val="vi-VN"/>
         </w:rPr>
-        <w:t xml:space="preserve">Đăng ký tài khoản </w:t>
-      </w:r>
-      <w:proofErr w:type="spellStart"/>
-      <w:r>
-        <w:rPr>
-          <w:lang w:val="vi-VN"/>
-        </w:rPr>
-        <w:t>MongoDB</w:t>
-      </w:r>
-      <w:proofErr w:type="spellEnd"/>
-      <w:r>
-        <w:rPr>
-          <w:lang w:val="vi-VN"/>
-        </w:rPr>
-        <w:t xml:space="preserve"> </w:t>
-      </w:r>
-      <w:proofErr w:type="spellStart"/>
-      <w:r>
-        <w:rPr>
-          <w:lang w:val="vi-VN"/>
-        </w:rPr>
-        <w:t>Atlas</w:t>
-      </w:r>
-      <w:proofErr w:type="spellEnd"/>
-      <w:r>
-        <w:rPr>
-          <w:lang w:val="vi-VN"/>
-        </w:rPr>
-        <w:t xml:space="preserve"> và tạo </w:t>
-      </w:r>
-      <w:proofErr w:type="spellStart"/>
-      <w:r>
-        <w:rPr>
-          <w:lang w:val="vi-VN"/>
-        </w:rPr>
-        <w:t>cluster</w:t>
-      </w:r>
-      <w:proofErr w:type="spellEnd"/>
-      <w:r>
-        <w:rPr>
-          <w:lang w:val="vi-VN"/>
-        </w:rPr>
-        <w:t xml:space="preserve"> miễn phí trên dịch vụ đám mây. </w:t>
+        <w:t xml:space="preserve">Đăng ký tài khoản MongoDB Atlas và tạo cluster miễn phí trên dịch vụ đám mây. </w:t>
       </w:r>
     </w:p>
     <w:p>
@@ -1943,49 +1789,18 @@
         </w:rPr>
         <w:t>T</w:t>
       </w:r>
-      <w:proofErr w:type="spellStart"/>
-      <w:r>
-        <w:t>iến</w:t>
-      </w:r>
-      <w:proofErr w:type="spellEnd"/>
-      <w:r>
-        <w:t xml:space="preserve"> hành đăng ký tài khoản trên nền tảng </w:t>
-      </w:r>
-      <w:proofErr w:type="spellStart"/>
+      <w:r>
+        <w:t xml:space="preserve">iến hành đăng ký tài khoản trên nền tảng </w:t>
+      </w:r>
       <w:r>
         <w:rPr>
           <w:rStyle w:val="Manh"/>
           <w:rFonts w:eastAsiaTheme="majorEastAsia"/>
         </w:rPr>
-        <w:t>MongoDB</w:t>
-      </w:r>
-      <w:proofErr w:type="spellEnd"/>
-      <w:r>
-        <w:rPr>
-          <w:rStyle w:val="Manh"/>
-          <w:rFonts w:eastAsiaTheme="majorEastAsia"/>
-        </w:rPr>
-        <w:t xml:space="preserve"> </w:t>
-      </w:r>
-      <w:proofErr w:type="spellStart"/>
-      <w:r>
-        <w:rPr>
-          <w:rStyle w:val="Manh"/>
-          <w:rFonts w:eastAsiaTheme="majorEastAsia"/>
-        </w:rPr>
-        <w:t>Atlas</w:t>
-      </w:r>
-      <w:proofErr w:type="spellEnd"/>
-      <w:r>
-        <w:t xml:space="preserve">, đây là dịch vụ cơ sở dữ liệu </w:t>
-      </w:r>
-      <w:proofErr w:type="spellStart"/>
-      <w:r>
-        <w:t>MongoDB</w:t>
-      </w:r>
-      <w:proofErr w:type="spellEnd"/>
-      <w:r>
-        <w:t xml:space="preserve"> triển khai trên nền tảng điện toán đám mây.</w:t>
+        <w:t>MongoDB Atlas</w:t>
+      </w:r>
+      <w:r>
+        <w:t>, đây là dịch vụ cơ sở dữ liệu MongoDB triển khai trên nền tảng điện toán đám mây.</w:t>
       </w:r>
     </w:p>
     <w:p>
@@ -2102,87 +1917,7 @@
     <w:p>
       <w:r>
         <w:lastRenderedPageBreak/>
-        <w:t xml:space="preserve">Giao </w:t>
-      </w:r>
-      <w:proofErr w:type="spellStart"/>
-      <w:r>
-        <w:t>diện</w:t>
-      </w:r>
-      <w:proofErr w:type="spellEnd"/>
-      <w:r>
-        <w:t xml:space="preserve"> </w:t>
-      </w:r>
-      <w:proofErr w:type="spellStart"/>
-      <w:r>
-        <w:t>sau</w:t>
-      </w:r>
-      <w:proofErr w:type="spellEnd"/>
-      <w:r>
-        <w:t xml:space="preserve"> </w:t>
-      </w:r>
-      <w:proofErr w:type="spellStart"/>
-      <w:r>
-        <w:t>khi</w:t>
-      </w:r>
-      <w:proofErr w:type="spellEnd"/>
-      <w:r>
-        <w:t xml:space="preserve"> </w:t>
-      </w:r>
-      <w:proofErr w:type="spellStart"/>
-      <w:r>
-        <w:t>đã</w:t>
-      </w:r>
-      <w:proofErr w:type="spellEnd"/>
-      <w:r>
-        <w:t xml:space="preserve"> </w:t>
-      </w:r>
-      <w:proofErr w:type="spellStart"/>
-      <w:r>
-        <w:t>tạo</w:t>
-      </w:r>
-      <w:proofErr w:type="spellEnd"/>
-      <w:r>
-        <w:t xml:space="preserve"> </w:t>
-      </w:r>
-      <w:proofErr w:type="spellStart"/>
-      <w:r>
-        <w:t>được</w:t>
-      </w:r>
-      <w:proofErr w:type="spellEnd"/>
-      <w:r>
-        <w:t xml:space="preserve"> </w:t>
-      </w:r>
-      <w:proofErr w:type="spellStart"/>
-      <w:r>
-        <w:t>tài</w:t>
-      </w:r>
-      <w:proofErr w:type="spellEnd"/>
-      <w:r>
-        <w:t xml:space="preserve"> </w:t>
-      </w:r>
-      <w:proofErr w:type="spellStart"/>
-      <w:r>
-        <w:t>khoản</w:t>
-      </w:r>
-      <w:proofErr w:type="spellEnd"/>
-      <w:r>
-        <w:t xml:space="preserve"> </w:t>
-      </w:r>
-      <w:proofErr w:type="spellStart"/>
-      <w:r>
-        <w:t>thành</w:t>
-      </w:r>
-      <w:proofErr w:type="spellEnd"/>
-      <w:r>
-        <w:t xml:space="preserve"> </w:t>
-      </w:r>
-      <w:proofErr w:type="spellStart"/>
-      <w:r>
-        <w:t>công</w:t>
-      </w:r>
-      <w:proofErr w:type="spellEnd"/>
-      <w:r>
-        <w:t>:</w:t>
+        <w:t>Giao diện sau khi đã tạo được tài khoản thành công:</w:t>
       </w:r>
       <w:r>
         <w:br/>
@@ -2246,47 +1981,7 @@
         <w:pStyle w:val="ThngthngWeb"/>
       </w:pPr>
       <w:r>
-        <w:t xml:space="preserve">Sau khi hoàn tất quá trình đăng ký, sinh viên tạo một </w:t>
-      </w:r>
-      <w:proofErr w:type="spellStart"/>
-      <w:r>
-        <w:t>Cluster</w:t>
-      </w:r>
-      <w:proofErr w:type="spellEnd"/>
-      <w:r>
-        <w:t xml:space="preserve"> miễn phí (</w:t>
-      </w:r>
-      <w:proofErr w:type="spellStart"/>
-      <w:r>
-        <w:t>Free</w:t>
-      </w:r>
-      <w:proofErr w:type="spellEnd"/>
-      <w:r>
-        <w:t xml:space="preserve"> </w:t>
-      </w:r>
-      <w:proofErr w:type="spellStart"/>
-      <w:r>
-        <w:t>Tier</w:t>
-      </w:r>
-      <w:proofErr w:type="spellEnd"/>
-      <w:r>
-        <w:t xml:space="preserve"> </w:t>
-      </w:r>
-      <w:proofErr w:type="spellStart"/>
-      <w:r>
-        <w:t>Cluster</w:t>
-      </w:r>
-      <w:proofErr w:type="spellEnd"/>
-      <w:r>
-        <w:t xml:space="preserve">). </w:t>
-      </w:r>
-      <w:proofErr w:type="spellStart"/>
-      <w:r>
-        <w:t>Cluster</w:t>
-      </w:r>
-      <w:proofErr w:type="spellEnd"/>
-      <w:r>
-        <w:t xml:space="preserve"> này đóng vai trò là môi trường lưu trữ và quản lý cơ sở dữ liệu phục vụ cho các thao tác thực hành trong bài.</w:t>
+        <w:t>Sau khi hoàn tất quá trình đăng ký, sinh viên tạo một Cluster miễn phí (Free Tier Cluster). Cluster này đóng vai trò là môi trường lưu trữ và quản lý cơ sở dữ liệu phục vụ cho các thao tác thực hành trong bài.</w:t>
       </w:r>
     </w:p>
     <w:p>
@@ -2297,31 +1992,7 @@
         </w:rPr>
       </w:pPr>
       <w:r>
-        <w:t xml:space="preserve">Sau khi tạo thành công, hệ thống hiển thị giao diện quản lý </w:t>
-      </w:r>
-      <w:proofErr w:type="spellStart"/>
-      <w:r>
-        <w:t>Cluster</w:t>
-      </w:r>
-      <w:proofErr w:type="spellEnd"/>
-      <w:r>
-        <w:t xml:space="preserve"> trên </w:t>
-      </w:r>
-      <w:proofErr w:type="spellStart"/>
-      <w:r>
-        <w:t>MongoDB</w:t>
-      </w:r>
-      <w:proofErr w:type="spellEnd"/>
-      <w:r>
-        <w:t xml:space="preserve"> </w:t>
-      </w:r>
-      <w:proofErr w:type="spellStart"/>
-      <w:r>
-        <w:t>Atlas</w:t>
-      </w:r>
-      <w:proofErr w:type="spellEnd"/>
-      <w:r>
-        <w:t>.</w:t>
+        <w:t>Sau khi tạo thành công, hệ thống hiển thị giao diện quản lý Cluster trên MongoDB Atlas.</w:t>
       </w:r>
     </w:p>
     <w:p>
@@ -2336,78 +2007,21 @@
         <w:rPr>
           <w:lang w:val="vi-VN"/>
         </w:rPr>
-        <w:t xml:space="preserve">Tìm nạp dữ liệu mẫu trên </w:t>
-      </w:r>
-      <w:proofErr w:type="spellStart"/>
-      <w:r>
-        <w:rPr>
-          <w:lang w:val="vi-VN"/>
-        </w:rPr>
-        <w:t>MongoDB</w:t>
-      </w:r>
-      <w:proofErr w:type="spellEnd"/>
-      <w:r>
-        <w:rPr>
-          <w:lang w:val="vi-VN"/>
-        </w:rPr>
-        <w:t xml:space="preserve"> </w:t>
-      </w:r>
-      <w:proofErr w:type="spellStart"/>
-      <w:r>
-        <w:rPr>
-          <w:lang w:val="vi-VN"/>
-        </w:rPr>
-        <w:t>Atlas</w:t>
-      </w:r>
-      <w:proofErr w:type="spellEnd"/>
-      <w:r>
-        <w:rPr>
-          <w:lang w:val="vi-VN"/>
-        </w:rPr>
-        <w:t xml:space="preserve"> vào </w:t>
-      </w:r>
-      <w:proofErr w:type="spellStart"/>
-      <w:r>
-        <w:rPr>
-          <w:lang w:val="vi-VN"/>
-        </w:rPr>
-        <w:t>cluster</w:t>
-      </w:r>
-      <w:proofErr w:type="spellEnd"/>
-      <w:r>
-        <w:rPr>
-          <w:lang w:val="vi-VN"/>
-        </w:rPr>
-        <w:t>. </w:t>
-      </w:r>
-    </w:p>
-    <w:p>
-      <w:pPr>
-        <w:rPr>
-          <w:lang w:val="vi-VN"/>
-        </w:rPr>
-      </w:pPr>
-      <w:r>
-        <w:rPr>
-          <w:lang w:val="vi-VN"/>
-        </w:rPr>
-        <w:t xml:space="preserve">Sau khi khởi tạo </w:t>
-      </w:r>
-      <w:proofErr w:type="spellStart"/>
-      <w:r>
-        <w:rPr>
-          <w:lang w:val="vi-VN"/>
-        </w:rPr>
-        <w:t>Cluster</w:t>
-      </w:r>
-      <w:proofErr w:type="spellEnd"/>
-      <w:r>
-        <w:rPr>
-          <w:lang w:val="vi-VN"/>
-        </w:rPr>
-        <w:t xml:space="preserve">, tiến hành cấu hình kết nối bằng cách chọn chức năng </w:t>
-      </w:r>
-      <w:proofErr w:type="spellStart"/>
+        <w:t>Tìm nạp dữ liệu mẫu trên MongoDB Atlas vào cluster. </w:t>
+      </w:r>
+    </w:p>
+    <w:p>
+      <w:pPr>
+        <w:rPr>
+          <w:lang w:val="vi-VN"/>
+        </w:rPr>
+      </w:pPr>
+      <w:r>
+        <w:rPr>
+          <w:lang w:val="vi-VN"/>
+        </w:rPr>
+        <w:t xml:space="preserve">Sau khi khởi tạo Cluster, tiến hành cấu hình kết nối bằng cách chọn chức năng </w:t>
+      </w:r>
       <w:r>
         <w:rPr>
           <w:b/>
@@ -2416,7 +2030,6 @@
         </w:rPr>
         <w:t>Connect</w:t>
       </w:r>
-      <w:proofErr w:type="spellEnd"/>
       <w:r>
         <w:rPr>
           <w:lang w:val="vi-VN"/>
@@ -2453,34 +2066,14 @@
         </w:rPr>
         <w:t xml:space="preserve">Lựa chọn phương thức kết nối thông qua </w:t>
       </w:r>
-      <w:proofErr w:type="spellStart"/>
       <w:r>
         <w:rPr>
           <w:b/>
           <w:bCs/>
           <w:lang w:val="vi-VN"/>
         </w:rPr>
-        <w:t>MongoDB</w:t>
-      </w:r>
-      <w:proofErr w:type="spellEnd"/>
-      <w:r>
-        <w:rPr>
-          <w:b/>
-          <w:bCs/>
-          <w:lang w:val="vi-VN"/>
-        </w:rPr>
-        <w:t xml:space="preserve"> </w:t>
-      </w:r>
-      <w:proofErr w:type="spellStart"/>
-      <w:r>
-        <w:rPr>
-          <w:b/>
-          <w:bCs/>
-          <w:lang w:val="vi-VN"/>
-        </w:rPr>
-        <w:t>Compass</w:t>
-      </w:r>
-      <w:proofErr w:type="spellEnd"/>
+        <w:t>MongoDB Compass</w:t>
+      </w:r>
       <w:r>
         <w:rPr>
           <w:b/>
@@ -2503,21 +2096,7 @@
         <w:rPr>
           <w:lang w:val="vi-VN"/>
         </w:rPr>
-        <w:t>Lưu lại mật khẩu (</w:t>
-      </w:r>
-      <w:proofErr w:type="spellStart"/>
-      <w:r>
-        <w:rPr>
-          <w:lang w:val="vi-VN"/>
-        </w:rPr>
-        <w:t>password</w:t>
-      </w:r>
-      <w:proofErr w:type="spellEnd"/>
-      <w:r>
-        <w:rPr>
-          <w:lang w:val="vi-VN"/>
-        </w:rPr>
-        <w:t>) đã thiết lập để sử dụng cho các bước kết nối sau</w:t>
+        <w:t>Lưu lại mật khẩu (password) đã thiết lập để sử dụng cho các bước kết nối sau</w:t>
       </w:r>
       <w:r>
         <w:t>.</w:t>
@@ -2537,35 +2116,7 @@
         <w:rPr>
           <w:lang w:val="vi-VN"/>
         </w:rPr>
-        <w:t xml:space="preserve">Tải và cài đặt </w:t>
-      </w:r>
-      <w:proofErr w:type="spellStart"/>
-      <w:r>
-        <w:rPr>
-          <w:lang w:val="vi-VN"/>
-        </w:rPr>
-        <w:t>MongoDB</w:t>
-      </w:r>
-      <w:proofErr w:type="spellEnd"/>
-      <w:r>
-        <w:rPr>
-          <w:lang w:val="vi-VN"/>
-        </w:rPr>
-        <w:t xml:space="preserve"> </w:t>
-      </w:r>
-      <w:proofErr w:type="spellStart"/>
-      <w:r>
-        <w:rPr>
-          <w:lang w:val="vi-VN"/>
-        </w:rPr>
-        <w:t>Compass</w:t>
-      </w:r>
-      <w:proofErr w:type="spellEnd"/>
-      <w:r>
-        <w:rPr>
-          <w:lang w:val="vi-VN"/>
-        </w:rPr>
-        <w:t xml:space="preserve"> phiên bản phù hợp với hệ điều hành</w:t>
+        <w:t>Tải và cài đặt MongoDB Compass phiên bản phù hợp với hệ điều hành</w:t>
       </w:r>
       <w:r>
         <w:t>.</w:t>
@@ -2581,84 +2132,11 @@
         <w:rPr>
           <w:lang w:val="vi-VN"/>
         </w:rPr>
-        <w:t>Sau khi kết nối thành công, dữ liệu mẫu (</w:t>
-      </w:r>
-      <w:proofErr w:type="spellStart"/>
-      <w:r>
-        <w:rPr>
-          <w:lang w:val="vi-VN"/>
-        </w:rPr>
-        <w:t>Sample</w:t>
-      </w:r>
-      <w:proofErr w:type="spellEnd"/>
-      <w:r>
-        <w:rPr>
-          <w:lang w:val="vi-VN"/>
-        </w:rPr>
-        <w:t xml:space="preserve"> </w:t>
-      </w:r>
-      <w:proofErr w:type="spellStart"/>
-      <w:r>
-        <w:rPr>
-          <w:lang w:val="vi-VN"/>
-        </w:rPr>
-        <w:t>Dataset</w:t>
-      </w:r>
-      <w:proofErr w:type="spellEnd"/>
-      <w:r>
-        <w:rPr>
-          <w:lang w:val="vi-VN"/>
-        </w:rPr>
-        <w:t xml:space="preserve">) được hệ thống tự động nạp vào </w:t>
-      </w:r>
-      <w:proofErr w:type="spellStart"/>
-      <w:r>
-        <w:rPr>
-          <w:lang w:val="vi-VN"/>
-        </w:rPr>
-        <w:t>Cluster</w:t>
-      </w:r>
-      <w:proofErr w:type="spellEnd"/>
-      <w:r>
-        <w:rPr>
-          <w:lang w:val="vi-VN"/>
-        </w:rPr>
-        <w:t>. Đây là nguồn dữ liệu hỗ trợ cho việc thử nghiệm và thao tác truy vấn.</w:t>
+        <w:t>Sau khi kết nối thành công, dữ liệu mẫu (Sample Dataset) được hệ thống tự động nạp vào Cluster. Đây là nguồn dữ liệu hỗ trợ cho việc thử nghiệm và thao tác truy vấn.</w:t>
       </w:r>
       <w:r>
         <w:br/>
-      </w:r>
-      <w:proofErr w:type="spellStart"/>
-      <w:r>
-        <w:t>Đầu</w:t>
-      </w:r>
-      <w:proofErr w:type="spellEnd"/>
-      <w:r>
-        <w:t xml:space="preserve"> </w:t>
-      </w:r>
-      <w:proofErr w:type="spellStart"/>
-      <w:r>
-        <w:t>tiên</w:t>
-      </w:r>
-      <w:proofErr w:type="spellEnd"/>
-      <w:r>
-        <w:t xml:space="preserve">: </w:t>
-      </w:r>
-      <w:proofErr w:type="spellStart"/>
-      <w:r>
-        <w:t>Cần</w:t>
-      </w:r>
-      <w:proofErr w:type="spellEnd"/>
-      <w:r>
-        <w:t xml:space="preserve"> </w:t>
-      </w:r>
-      <w:proofErr w:type="spellStart"/>
-      <w:r>
-        <w:t>tạo</w:t>
-      </w:r>
-      <w:proofErr w:type="spellEnd"/>
-      <w:r>
-        <w:t xml:space="preserve"> Cluster.</w:t>
+        <w:t>Đầu tiên: Cần tạo Cluster.</w:t>
       </w:r>
       <w:r>
         <w:br/>
@@ -2720,93 +2198,8 @@
       <w:r>
         <w:br/>
       </w:r>
-      <w:proofErr w:type="spellStart"/>
-      <w:r>
-        <w:t>Nhấn</w:t>
-      </w:r>
-      <w:proofErr w:type="spellEnd"/>
-      <w:r>
-        <w:t xml:space="preserve"> connect </w:t>
-      </w:r>
-      <w:proofErr w:type="spellStart"/>
-      <w:r>
-        <w:t>để</w:t>
-      </w:r>
-      <w:proofErr w:type="spellEnd"/>
-      <w:r>
-        <w:t xml:space="preserve"> </w:t>
-      </w:r>
-      <w:proofErr w:type="spellStart"/>
-      <w:r>
-        <w:t>kết</w:t>
-      </w:r>
-      <w:proofErr w:type="spellEnd"/>
-      <w:r>
-        <w:t xml:space="preserve"> </w:t>
-      </w:r>
-      <w:proofErr w:type="spellStart"/>
-      <w:r>
-        <w:t>nối</w:t>
-      </w:r>
-      <w:proofErr w:type="spellEnd"/>
-      <w:r>
-        <w:t xml:space="preserve"> </w:t>
-      </w:r>
-      <w:proofErr w:type="spellStart"/>
-      <w:r>
-        <w:t>với</w:t>
-      </w:r>
-      <w:proofErr w:type="spellEnd"/>
-      <w:r>
-        <w:t xml:space="preserve"> Cluster0 </w:t>
-      </w:r>
-      <w:proofErr w:type="spellStart"/>
-      <w:r>
-        <w:t>vừa</w:t>
-      </w:r>
-      <w:proofErr w:type="spellEnd"/>
-      <w:r>
-        <w:t xml:space="preserve"> </w:t>
-      </w:r>
-      <w:proofErr w:type="spellStart"/>
-      <w:r>
-        <w:t>tạo</w:t>
-      </w:r>
-      <w:proofErr w:type="spellEnd"/>
-      <w:r>
-        <w:t xml:space="preserve">, </w:t>
-      </w:r>
-      <w:proofErr w:type="spellStart"/>
-      <w:r>
-        <w:t>sau</w:t>
-      </w:r>
-      <w:proofErr w:type="spellEnd"/>
-      <w:r>
-        <w:t xml:space="preserve"> </w:t>
-      </w:r>
-      <w:proofErr w:type="spellStart"/>
-      <w:r>
-        <w:t>đó</w:t>
-      </w:r>
-      <w:proofErr w:type="spellEnd"/>
-      <w:r>
-        <w:t xml:space="preserve"> </w:t>
-      </w:r>
-      <w:proofErr w:type="spellStart"/>
-      <w:r>
-        <w:t>mới</w:t>
-      </w:r>
-      <w:proofErr w:type="spellEnd"/>
-      <w:r>
-        <w:t xml:space="preserve"> load </w:t>
-      </w:r>
-      <w:proofErr w:type="spellStart"/>
-      <w:r>
-        <w:t>được</w:t>
-      </w:r>
-      <w:proofErr w:type="spellEnd"/>
-      <w:r>
-        <w:t xml:space="preserve"> data sample.</w:t>
+      <w:r>
+        <w:t>Nhấn connect để kết nối với Cluster0 vừa tạo, sau đó mới load được data sample.</w:t>
       </w:r>
     </w:p>
     <w:p>
@@ -2867,15 +2260,7 @@
     <w:p>
       <w:r>
         <w:lastRenderedPageBreak/>
-        <w:t xml:space="preserve">QUAN TRỌNG: Lưu </w:t>
-      </w:r>
-      <w:proofErr w:type="spellStart"/>
-      <w:r>
-        <w:t>lại</w:t>
-      </w:r>
-      <w:proofErr w:type="spellEnd"/>
-      <w:r>
-        <w:t xml:space="preserve"> password.</w:t>
+        <w:t>QUAN TRỌNG: Lưu lại password.</w:t>
       </w:r>
       <w:r>
         <w:br/>
@@ -2935,15 +2320,7 @@
       </w:r>
       <w:r>
         <w:br/>
-        <w:t xml:space="preserve">Connection method: </w:t>
-      </w:r>
-      <w:proofErr w:type="spellStart"/>
-      <w:r>
-        <w:t>chọn</w:t>
-      </w:r>
-      <w:proofErr w:type="spellEnd"/>
-      <w:r>
-        <w:t xml:space="preserve"> Compass.</w:t>
+        <w:t>Connection method: chọn Compass.</w:t>
       </w:r>
       <w:r>
         <w:rPr>
@@ -3000,69 +2377,8 @@
       </w:r>
     </w:p>
     <w:p>
-      <w:proofErr w:type="spellStart"/>
-      <w:r>
-        <w:t>Cần</w:t>
-      </w:r>
-      <w:proofErr w:type="spellEnd"/>
-      <w:r>
-        <w:t xml:space="preserve"> </w:t>
-      </w:r>
-      <w:proofErr w:type="spellStart"/>
-      <w:r>
-        <w:t>tải</w:t>
-      </w:r>
-      <w:proofErr w:type="spellEnd"/>
-      <w:r>
-        <w:t xml:space="preserve"> </w:t>
-      </w:r>
-      <w:proofErr w:type="spellStart"/>
-      <w:r>
-        <w:t>bản</w:t>
-      </w:r>
-      <w:proofErr w:type="spellEnd"/>
-      <w:r>
-        <w:t xml:space="preserve"> Compass </w:t>
-      </w:r>
-      <w:proofErr w:type="spellStart"/>
-      <w:r>
-        <w:t>phù</w:t>
-      </w:r>
-      <w:proofErr w:type="spellEnd"/>
-      <w:r>
-        <w:t xml:space="preserve"> </w:t>
-      </w:r>
-      <w:proofErr w:type="spellStart"/>
-      <w:r>
-        <w:t>hợp</w:t>
-      </w:r>
-      <w:proofErr w:type="spellEnd"/>
-      <w:r>
-        <w:t xml:space="preserve"> </w:t>
-      </w:r>
-      <w:proofErr w:type="spellStart"/>
-      <w:r>
-        <w:t>với</w:t>
-      </w:r>
-      <w:proofErr w:type="spellEnd"/>
-      <w:r>
-        <w:t xml:space="preserve"> </w:t>
-      </w:r>
-      <w:proofErr w:type="spellStart"/>
-      <w:r>
-        <w:t>thiết</w:t>
-      </w:r>
-      <w:proofErr w:type="spellEnd"/>
-      <w:r>
-        <w:t xml:space="preserve"> </w:t>
-      </w:r>
-      <w:proofErr w:type="spellStart"/>
-      <w:r>
-        <w:t>bị</w:t>
-      </w:r>
-      <w:proofErr w:type="spellEnd"/>
-      <w:r>
-        <w:t>.</w:t>
+      <w:r>
+        <w:t>Cần tải bản Compass phù hợp với thiết bị.</w:t>
       </w:r>
     </w:p>
     <w:p>
@@ -3123,71 +2439,7 @@
     </w:p>
     <w:p>
       <w:r>
-        <w:t xml:space="preserve">Sau </w:t>
-      </w:r>
-      <w:proofErr w:type="spellStart"/>
-      <w:r>
-        <w:t>khi</w:t>
-      </w:r>
-      <w:proofErr w:type="spellEnd"/>
-      <w:r>
-        <w:t xml:space="preserve"> </w:t>
-      </w:r>
-      <w:proofErr w:type="spellStart"/>
-      <w:r>
-        <w:t>kết</w:t>
-      </w:r>
-      <w:proofErr w:type="spellEnd"/>
-      <w:r>
-        <w:t xml:space="preserve"> </w:t>
-      </w:r>
-      <w:proofErr w:type="spellStart"/>
-      <w:r>
-        <w:t>nối</w:t>
-      </w:r>
-      <w:proofErr w:type="spellEnd"/>
-      <w:r>
-        <w:t xml:space="preserve"> </w:t>
-      </w:r>
-      <w:proofErr w:type="spellStart"/>
-      <w:r>
-        <w:t>xong</w:t>
-      </w:r>
-      <w:proofErr w:type="spellEnd"/>
-      <w:r>
-        <w:t xml:space="preserve">, Data sample </w:t>
-      </w:r>
-      <w:proofErr w:type="spellStart"/>
-      <w:r>
-        <w:t>sẽ</w:t>
-      </w:r>
-      <w:proofErr w:type="spellEnd"/>
-      <w:r>
-        <w:t xml:space="preserve"> </w:t>
-      </w:r>
-      <w:proofErr w:type="spellStart"/>
-      <w:r>
-        <w:t>tự</w:t>
-      </w:r>
-      <w:proofErr w:type="spellEnd"/>
-      <w:r>
-        <w:t xml:space="preserve"> </w:t>
-      </w:r>
-      <w:proofErr w:type="spellStart"/>
-      <w:r>
-        <w:t>động</w:t>
-      </w:r>
-      <w:proofErr w:type="spellEnd"/>
-      <w:r>
-        <w:t xml:space="preserve"> </w:t>
-      </w:r>
-      <w:proofErr w:type="spellStart"/>
-      <w:r>
-        <w:t>được</w:t>
-      </w:r>
-      <w:proofErr w:type="spellEnd"/>
-      <w:r>
-        <w:t xml:space="preserve"> load.</w:t>
+        <w:t>Sau khi kết nối xong, Data sample sẽ tự động được load.</w:t>
       </w:r>
     </w:p>
     <w:p>
@@ -3293,84 +2545,20 @@
         <w:rPr>
           <w:lang w:val="vi-VN"/>
         </w:rPr>
-        <w:t xml:space="preserve">1.3 Cài đặt </w:t>
-      </w:r>
-      <w:proofErr w:type="spellStart"/>
-      <w:r>
-        <w:rPr>
-          <w:lang w:val="vi-VN"/>
-        </w:rPr>
-        <w:t>MongoDB</w:t>
-      </w:r>
-      <w:proofErr w:type="spellEnd"/>
-      <w:r>
-        <w:rPr>
-          <w:lang w:val="vi-VN"/>
-        </w:rPr>
-        <w:t xml:space="preserve"> </w:t>
-      </w:r>
-      <w:proofErr w:type="spellStart"/>
-      <w:r>
-        <w:rPr>
-          <w:lang w:val="vi-VN"/>
-        </w:rPr>
-        <w:t>Compass</w:t>
-      </w:r>
-      <w:proofErr w:type="spellEnd"/>
-      <w:r>
-        <w:rPr>
-          <w:lang w:val="vi-VN"/>
-        </w:rPr>
-        <w:t xml:space="preserve"> trên máy tính. </w:t>
-      </w:r>
-    </w:p>
-    <w:p>
-      <w:pPr>
-        <w:rPr>
-          <w:lang w:val="vi-VN"/>
-        </w:rPr>
-      </w:pPr>
-      <w:proofErr w:type="spellStart"/>
-      <w:r>
-        <w:rPr>
-          <w:lang w:val="vi-VN"/>
-        </w:rPr>
-        <w:t>MongoDB</w:t>
-      </w:r>
-      <w:proofErr w:type="spellEnd"/>
-      <w:r>
-        <w:rPr>
-          <w:lang w:val="vi-VN"/>
-        </w:rPr>
-        <w:t xml:space="preserve"> </w:t>
-      </w:r>
-      <w:proofErr w:type="spellStart"/>
-      <w:r>
-        <w:rPr>
-          <w:lang w:val="vi-VN"/>
-        </w:rPr>
-        <w:t>Compass</w:t>
-      </w:r>
-      <w:proofErr w:type="spellEnd"/>
-      <w:r>
-        <w:rPr>
-          <w:lang w:val="vi-VN"/>
-        </w:rPr>
-        <w:t xml:space="preserve"> được sử dụng như một công cụ giao diện trực quan để quản lý cơ sở dữ liệu </w:t>
-      </w:r>
-      <w:proofErr w:type="spellStart"/>
-      <w:r>
-        <w:rPr>
-          <w:lang w:val="vi-VN"/>
-        </w:rPr>
-        <w:t>MongoDB</w:t>
-      </w:r>
-      <w:proofErr w:type="spellEnd"/>
-      <w:r>
-        <w:rPr>
-          <w:lang w:val="vi-VN"/>
-        </w:rPr>
-        <w:t>.</w:t>
+        <w:t>1.3 Cài đặt MongoDB Compass trên máy tính. </w:t>
+      </w:r>
+    </w:p>
+    <w:p>
+      <w:pPr>
+        <w:rPr>
+          <w:lang w:val="vi-VN"/>
+        </w:rPr>
+      </w:pPr>
+      <w:r>
+        <w:rPr>
+          <w:lang w:val="vi-VN"/>
+        </w:rPr>
+        <w:t>MongoDB Compass được sử dụng như một công cụ giao diện trực quan để quản lý cơ sở dữ liệu MongoDB.</w:t>
       </w:r>
     </w:p>
     <w:p>
@@ -3382,19 +2570,11 @@
       <w:r>
         <w:t>T</w:t>
       </w:r>
-      <w:proofErr w:type="spellStart"/>
-      <w:r>
-        <w:rPr>
-          <w:lang w:val="vi-VN"/>
-        </w:rPr>
-        <w:t>iến</w:t>
-      </w:r>
-      <w:proofErr w:type="spellEnd"/>
-      <w:r>
-        <w:rPr>
-          <w:lang w:val="vi-VN"/>
-        </w:rPr>
-        <w:t xml:space="preserve"> hành:</w:t>
+      <w:r>
+        <w:rPr>
+          <w:lang w:val="vi-VN"/>
+        </w:rPr>
+        <w:t>iến hành:</w:t>
       </w:r>
     </w:p>
     <w:p>
@@ -3411,30 +2591,8 @@
         <w:rPr>
           <w:lang w:val="vi-VN"/>
         </w:rPr>
-        <w:t xml:space="preserve">Tải </w:t>
-      </w:r>
-      <w:proofErr w:type="spellStart"/>
-      <w:r>
-        <w:rPr>
-          <w:lang w:val="vi-VN"/>
-        </w:rPr>
-        <w:t>file</w:t>
-      </w:r>
-      <w:proofErr w:type="spellEnd"/>
-      <w:r>
-        <w:rPr>
-          <w:lang w:val="vi-VN"/>
-        </w:rPr>
-        <w:t xml:space="preserve"> cài đặt từ trang chính thức của </w:t>
-      </w:r>
-      <w:proofErr w:type="spellStart"/>
-      <w:r>
-        <w:rPr>
-          <w:lang w:val="vi-VN"/>
-        </w:rPr>
-        <w:t>MongoDB</w:t>
-      </w:r>
-      <w:proofErr w:type="spellEnd"/>
+        <w:t>Tải file cài đặt từ trang chính thức của MongoDB</w:t>
+      </w:r>
       <w:r>
         <w:t>.</w:t>
       </w:r>
@@ -3453,35 +2611,7 @@
         <w:rPr>
           <w:lang w:val="vi-VN"/>
         </w:rPr>
-        <w:t xml:space="preserve">Thực thi </w:t>
-      </w:r>
-      <w:proofErr w:type="spellStart"/>
-      <w:r>
-        <w:rPr>
-          <w:lang w:val="vi-VN"/>
-        </w:rPr>
-        <w:t>file</w:t>
-      </w:r>
-      <w:proofErr w:type="spellEnd"/>
-      <w:r>
-        <w:rPr>
-          <w:lang w:val="vi-VN"/>
-        </w:rPr>
-        <w:t xml:space="preserve"> cài đặt (.</w:t>
-      </w:r>
-      <w:proofErr w:type="spellStart"/>
-      <w:r>
-        <w:rPr>
-          <w:lang w:val="vi-VN"/>
-        </w:rPr>
-        <w:t>exe</w:t>
-      </w:r>
-      <w:proofErr w:type="spellEnd"/>
-      <w:r>
-        <w:rPr>
-          <w:lang w:val="vi-VN"/>
-        </w:rPr>
-        <w:t>)</w:t>
+        <w:t>Thực thi file cài đặt (.exe)</w:t>
       </w:r>
       <w:r>
         <w:t>.</w:t>
@@ -3512,63 +2642,7 @@
         <w:rPr>
           <w:lang w:val="vi-VN"/>
         </w:rPr>
-        <w:t xml:space="preserve">Sau khi cài đặt thành công, giao diện </w:t>
-      </w:r>
-      <w:proofErr w:type="spellStart"/>
-      <w:r>
-        <w:rPr>
-          <w:lang w:val="vi-VN"/>
-        </w:rPr>
-        <w:t>MongoDB</w:t>
-      </w:r>
-      <w:proofErr w:type="spellEnd"/>
-      <w:r>
-        <w:rPr>
-          <w:lang w:val="vi-VN"/>
-        </w:rPr>
-        <w:t xml:space="preserve"> </w:t>
-      </w:r>
-      <w:proofErr w:type="spellStart"/>
-      <w:r>
-        <w:rPr>
-          <w:lang w:val="vi-VN"/>
-        </w:rPr>
-        <w:t>Compass</w:t>
-      </w:r>
-      <w:proofErr w:type="spellEnd"/>
-      <w:r>
-        <w:rPr>
-          <w:lang w:val="vi-VN"/>
-        </w:rPr>
-        <w:t xml:space="preserve"> sẵn sàng để thiết lập kết nối tới </w:t>
-      </w:r>
-      <w:proofErr w:type="spellStart"/>
-      <w:r>
-        <w:rPr>
-          <w:lang w:val="vi-VN"/>
-        </w:rPr>
-        <w:t>MongoDB</w:t>
-      </w:r>
-      <w:proofErr w:type="spellEnd"/>
-      <w:r>
-        <w:rPr>
-          <w:lang w:val="vi-VN"/>
-        </w:rPr>
-        <w:t xml:space="preserve"> </w:t>
-      </w:r>
-      <w:proofErr w:type="spellStart"/>
-      <w:r>
-        <w:rPr>
-          <w:lang w:val="vi-VN"/>
-        </w:rPr>
-        <w:t>Atlas</w:t>
-      </w:r>
-      <w:proofErr w:type="spellEnd"/>
-      <w:r>
-        <w:rPr>
-          <w:lang w:val="vi-VN"/>
-        </w:rPr>
-        <w:t>.</w:t>
+        <w:t>Sau khi cài đặt thành công, giao diện MongoDB Compass sẵn sàng để thiết lập kết nối tới MongoDB Atlas.</w:t>
       </w:r>
     </w:p>
     <w:p>
@@ -3625,77 +2699,7 @@
         <w:rPr>
           <w:lang w:val="vi-VN"/>
         </w:rPr>
-        <w:t xml:space="preserve">Kết nối </w:t>
-      </w:r>
-      <w:proofErr w:type="spellStart"/>
-      <w:r>
-        <w:rPr>
-          <w:lang w:val="vi-VN"/>
-        </w:rPr>
-        <w:t>MongoDB</w:t>
-      </w:r>
-      <w:proofErr w:type="spellEnd"/>
-      <w:r>
-        <w:rPr>
-          <w:lang w:val="vi-VN"/>
-        </w:rPr>
-        <w:t xml:space="preserve"> </w:t>
-      </w:r>
-      <w:proofErr w:type="spellStart"/>
-      <w:r>
-        <w:rPr>
-          <w:lang w:val="vi-VN"/>
-        </w:rPr>
-        <w:t>Compass</w:t>
-      </w:r>
-      <w:proofErr w:type="spellEnd"/>
-      <w:r>
-        <w:rPr>
-          <w:lang w:val="vi-VN"/>
-        </w:rPr>
-        <w:t xml:space="preserve"> với </w:t>
-      </w:r>
-      <w:proofErr w:type="spellStart"/>
-      <w:r>
-        <w:rPr>
-          <w:lang w:val="vi-VN"/>
-        </w:rPr>
-        <w:t>cluster</w:t>
-      </w:r>
-      <w:proofErr w:type="spellEnd"/>
-      <w:r>
-        <w:rPr>
-          <w:lang w:val="vi-VN"/>
-        </w:rPr>
-        <w:t xml:space="preserve"> đã tạo trên </w:t>
-      </w:r>
-      <w:proofErr w:type="spellStart"/>
-      <w:r>
-        <w:rPr>
-          <w:lang w:val="vi-VN"/>
-        </w:rPr>
-        <w:t>MongoDB</w:t>
-      </w:r>
-      <w:proofErr w:type="spellEnd"/>
-      <w:r>
-        <w:rPr>
-          <w:lang w:val="vi-VN"/>
-        </w:rPr>
-        <w:t xml:space="preserve"> </w:t>
-      </w:r>
-      <w:proofErr w:type="spellStart"/>
-      <w:r>
-        <w:rPr>
-          <w:lang w:val="vi-VN"/>
-        </w:rPr>
-        <w:t>Atlas</w:t>
-      </w:r>
-      <w:proofErr w:type="spellEnd"/>
-      <w:r>
-        <w:rPr>
-          <w:lang w:val="vi-VN"/>
-        </w:rPr>
-        <w:t xml:space="preserve">. </w:t>
+        <w:t xml:space="preserve">Kết nối MongoDB Compass với cluster đã tạo trên MongoDB Atlas. </w:t>
       </w:r>
     </w:p>
     <w:p>
@@ -3709,35 +2713,7 @@
           <w:lang w:val="vi-VN"/>
         </w:rPr>
         <w:lastRenderedPageBreak/>
-        <w:t xml:space="preserve">Tại giao diện </w:t>
-      </w:r>
-      <w:proofErr w:type="spellStart"/>
-      <w:r>
-        <w:rPr>
-          <w:lang w:val="vi-VN"/>
-        </w:rPr>
-        <w:t>MongoDB</w:t>
-      </w:r>
-      <w:proofErr w:type="spellEnd"/>
-      <w:r>
-        <w:rPr>
-          <w:lang w:val="vi-VN"/>
-        </w:rPr>
-        <w:t xml:space="preserve"> </w:t>
-      </w:r>
-      <w:proofErr w:type="spellStart"/>
-      <w:r>
-        <w:rPr>
-          <w:lang w:val="vi-VN"/>
-        </w:rPr>
-        <w:t>Compass</w:t>
-      </w:r>
-      <w:proofErr w:type="spellEnd"/>
-      <w:r>
-        <w:rPr>
-          <w:lang w:val="vi-VN"/>
-        </w:rPr>
-        <w:t>, thực hiện:</w:t>
+        <w:t>Tại giao diện MongoDB Compass, thực hiện:</w:t>
       </w:r>
     </w:p>
     <w:p>
@@ -3756,52 +2732,14 @@
         </w:rPr>
         <w:t xml:space="preserve">Chọn </w:t>
       </w:r>
-      <w:proofErr w:type="spellStart"/>
       <w:r>
         <w:rPr>
           <w:b/>
           <w:bCs/>
           <w:lang w:val="vi-VN"/>
         </w:rPr>
-        <w:t>Add</w:t>
-      </w:r>
-      <w:proofErr w:type="spellEnd"/>
-      <w:r>
-        <w:rPr>
-          <w:b/>
-          <w:bCs/>
-          <w:lang w:val="vi-VN"/>
-        </w:rPr>
-        <w:t xml:space="preserve"> </w:t>
-      </w:r>
-      <w:proofErr w:type="spellStart"/>
-      <w:r>
-        <w:rPr>
-          <w:b/>
-          <w:bCs/>
-          <w:lang w:val="vi-VN"/>
-        </w:rPr>
-        <w:t>New</w:t>
-      </w:r>
-      <w:proofErr w:type="spellEnd"/>
-      <w:r>
-        <w:rPr>
-          <w:b/>
-          <w:bCs/>
-          <w:lang w:val="vi-VN"/>
-        </w:rPr>
-        <w:t xml:space="preserve"> </w:t>
-      </w:r>
-      <w:proofErr w:type="spellStart"/>
-      <w:r>
-        <w:rPr>
-          <w:b/>
-          <w:bCs/>
-          <w:lang w:val="vi-VN"/>
-        </w:rPr>
-        <w:t>Connection</w:t>
-      </w:r>
-      <w:proofErr w:type="spellEnd"/>
+        <w:t>Add New Connection</w:t>
+      </w:r>
       <w:r>
         <w:rPr>
           <w:b/>
@@ -3824,35 +2762,7 @@
         <w:rPr>
           <w:lang w:val="vi-VN"/>
         </w:rPr>
-        <w:t>Nhập chuỗi kết nối (</w:t>
-      </w:r>
-      <w:proofErr w:type="spellStart"/>
-      <w:r>
-        <w:rPr>
-          <w:lang w:val="vi-VN"/>
-        </w:rPr>
-        <w:t>Connection</w:t>
-      </w:r>
-      <w:proofErr w:type="spellEnd"/>
-      <w:r>
-        <w:rPr>
-          <w:lang w:val="vi-VN"/>
-        </w:rPr>
-        <w:t xml:space="preserve"> </w:t>
-      </w:r>
-      <w:proofErr w:type="spellStart"/>
-      <w:r>
-        <w:rPr>
-          <w:lang w:val="vi-VN"/>
-        </w:rPr>
-        <w:t>String</w:t>
-      </w:r>
-      <w:proofErr w:type="spellEnd"/>
-      <w:r>
-        <w:rPr>
-          <w:lang w:val="vi-VN"/>
-        </w:rPr>
-        <w:t>)</w:t>
+        <w:t>Nhập chuỗi kết nối (Connection String)</w:t>
       </w:r>
       <w:r>
         <w:t>.</w:t>
@@ -3956,95 +2866,7 @@
     </w:p>
     <w:p>
       <w:r>
-        <w:t xml:space="preserve">Trong </w:t>
-      </w:r>
-      <w:proofErr w:type="spellStart"/>
-      <w:r>
-        <w:t>trường</w:t>
-      </w:r>
-      <w:proofErr w:type="spellEnd"/>
-      <w:r>
-        <w:t xml:space="preserve"> </w:t>
-      </w:r>
-      <w:proofErr w:type="spellStart"/>
-      <w:r>
-        <w:t>hợp</w:t>
-      </w:r>
-      <w:proofErr w:type="spellEnd"/>
-      <w:r>
-        <w:t xml:space="preserve"> </w:t>
-      </w:r>
-      <w:proofErr w:type="spellStart"/>
-      <w:r>
-        <w:t>phát</w:t>
-      </w:r>
-      <w:proofErr w:type="spellEnd"/>
-      <w:r>
-        <w:t xml:space="preserve"> </w:t>
-      </w:r>
-      <w:proofErr w:type="spellStart"/>
-      <w:r>
-        <w:t>sinh</w:t>
-      </w:r>
-      <w:proofErr w:type="spellEnd"/>
-      <w:r>
-        <w:t xml:space="preserve"> </w:t>
-      </w:r>
-      <w:proofErr w:type="spellStart"/>
-      <w:r>
-        <w:t>lỗi</w:t>
-      </w:r>
-      <w:proofErr w:type="spellEnd"/>
-      <w:r>
-        <w:t xml:space="preserve"> </w:t>
-      </w:r>
-      <w:proofErr w:type="spellStart"/>
-      <w:r>
-        <w:t>kết</w:t>
-      </w:r>
-      <w:proofErr w:type="spellEnd"/>
-      <w:r>
-        <w:t xml:space="preserve"> </w:t>
-      </w:r>
-      <w:proofErr w:type="spellStart"/>
-      <w:r>
-        <w:t>nối</w:t>
-      </w:r>
-      <w:proofErr w:type="spellEnd"/>
-      <w:r>
-        <w:t xml:space="preserve"> do </w:t>
-      </w:r>
-      <w:proofErr w:type="spellStart"/>
-      <w:r>
-        <w:t>cấu</w:t>
-      </w:r>
-      <w:proofErr w:type="spellEnd"/>
-      <w:r>
-        <w:t xml:space="preserve"> </w:t>
-      </w:r>
-      <w:proofErr w:type="spellStart"/>
-      <w:r>
-        <w:t>hình</w:t>
-      </w:r>
-      <w:proofErr w:type="spellEnd"/>
-      <w:r>
-        <w:t xml:space="preserve"> </w:t>
-      </w:r>
-      <w:proofErr w:type="spellStart"/>
-      <w:r>
-        <w:t>bảo</w:t>
-      </w:r>
-      <w:proofErr w:type="spellEnd"/>
-      <w:r>
-        <w:t xml:space="preserve"> </w:t>
-      </w:r>
-      <w:proofErr w:type="spellStart"/>
-      <w:r>
-        <w:t>mật</w:t>
-      </w:r>
-      <w:proofErr w:type="spellEnd"/>
-      <w:r>
-        <w:t xml:space="preserve"> IP</w:t>
+        <w:t>Trong trường hợp phát sinh lỗi kết nối do cấu hình bảo mật IP</w:t>
       </w:r>
       <w:r>
         <w:t>.</w:t>
@@ -4093,96 +2915,11 @@
       </w:r>
     </w:p>
     <w:p>
-      <w:proofErr w:type="spellStart"/>
       <w:r>
         <w:t>T</w:t>
       </w:r>
       <w:r>
-        <w:t>hêm</w:t>
-      </w:r>
-      <w:proofErr w:type="spellEnd"/>
-      <w:r>
-        <w:t xml:space="preserve"> </w:t>
-      </w:r>
-      <w:proofErr w:type="spellStart"/>
-      <w:r>
-        <w:t>địa</w:t>
-      </w:r>
-      <w:proofErr w:type="spellEnd"/>
-      <w:r>
-        <w:t xml:space="preserve"> </w:t>
-      </w:r>
-      <w:proofErr w:type="spellStart"/>
-      <w:r>
-        <w:t>chỉ</w:t>
-      </w:r>
-      <w:proofErr w:type="spellEnd"/>
-      <w:r>
-        <w:t xml:space="preserve"> IP 0.0.0.0/0 </w:t>
-      </w:r>
-      <w:proofErr w:type="spellStart"/>
-      <w:r>
-        <w:t>vào</w:t>
-      </w:r>
-      <w:proofErr w:type="spellEnd"/>
-      <w:r>
-        <w:t xml:space="preserve"> </w:t>
-      </w:r>
-      <w:proofErr w:type="spellStart"/>
-      <w:r>
-        <w:t>danh</w:t>
-      </w:r>
-      <w:proofErr w:type="spellEnd"/>
-      <w:r>
-        <w:t xml:space="preserve"> </w:t>
-      </w:r>
-      <w:proofErr w:type="spellStart"/>
-      <w:r>
-        <w:t>sách</w:t>
-      </w:r>
-      <w:proofErr w:type="spellEnd"/>
-      <w:r>
-        <w:t xml:space="preserve"> </w:t>
-      </w:r>
-      <w:proofErr w:type="spellStart"/>
-      <w:r>
-        <w:t>cho</w:t>
-      </w:r>
-      <w:proofErr w:type="spellEnd"/>
-      <w:r>
-        <w:t xml:space="preserve"> </w:t>
-      </w:r>
-      <w:proofErr w:type="spellStart"/>
-      <w:r>
-        <w:t>phép</w:t>
-      </w:r>
-      <w:proofErr w:type="spellEnd"/>
-      <w:r>
-        <w:t xml:space="preserve"> </w:t>
-      </w:r>
-      <w:proofErr w:type="spellStart"/>
-      <w:r>
-        <w:t>truy</w:t>
-      </w:r>
-      <w:proofErr w:type="spellEnd"/>
-      <w:r>
-        <w:t xml:space="preserve"> </w:t>
-      </w:r>
-      <w:proofErr w:type="spellStart"/>
-      <w:r>
-        <w:t>cập</w:t>
-      </w:r>
-      <w:proofErr w:type="spellEnd"/>
-      <w:r>
-        <w:t xml:space="preserve"> (Network Access) </w:t>
-      </w:r>
-      <w:proofErr w:type="spellStart"/>
-      <w:r>
-        <w:t>trên</w:t>
-      </w:r>
-      <w:proofErr w:type="spellEnd"/>
-      <w:r>
-        <w:t xml:space="preserve"> MongoDB Atlas.</w:t>
+        <w:t>hêm địa chỉ IP 0.0.0.0/0 vào danh sách cho phép truy cập (Network Access) trên MongoDB Atlas.</w:t>
       </w:r>
     </w:p>
     <w:p>
@@ -4243,47 +2980,7 @@
     </w:p>
     <w:p>
       <w:r>
-        <w:t xml:space="preserve">Giao </w:t>
-      </w:r>
-      <w:proofErr w:type="spellStart"/>
-      <w:r>
-        <w:t>diện</w:t>
-      </w:r>
-      <w:proofErr w:type="spellEnd"/>
-      <w:r>
-        <w:t xml:space="preserve"> </w:t>
-      </w:r>
-      <w:proofErr w:type="spellStart"/>
-      <w:r>
-        <w:t>kết</w:t>
-      </w:r>
-      <w:proofErr w:type="spellEnd"/>
-      <w:r>
-        <w:t xml:space="preserve"> </w:t>
-      </w:r>
-      <w:proofErr w:type="spellStart"/>
-      <w:r>
-        <w:t>nối</w:t>
-      </w:r>
-      <w:proofErr w:type="spellEnd"/>
-      <w:r>
-        <w:t xml:space="preserve"> </w:t>
-      </w:r>
-      <w:proofErr w:type="spellStart"/>
-      <w:r>
-        <w:t>thành</w:t>
-      </w:r>
-      <w:proofErr w:type="spellEnd"/>
-      <w:r>
-        <w:t xml:space="preserve"> </w:t>
-      </w:r>
-      <w:proofErr w:type="spellStart"/>
-      <w:r>
-        <w:t>công</w:t>
-      </w:r>
-      <w:proofErr w:type="spellEnd"/>
-      <w:r>
-        <w:t>:</w:t>
+        <w:t>Giao diện kết nối thành công:</w:t>
       </w:r>
     </w:p>
     <w:p>
@@ -4346,103 +3043,20 @@
         <w:rPr>
           <w:lang w:val="vi-VN"/>
         </w:rPr>
-        <w:t xml:space="preserve">Lưu ý: các bài tập dưới đây không sử dụng giao diện để thêm trực tiếp dữ liệu, hãy dùng công  cụ MONGOSH có trong </w:t>
-      </w:r>
-      <w:proofErr w:type="spellStart"/>
-      <w:r>
-        <w:rPr>
-          <w:lang w:val="vi-VN"/>
-        </w:rPr>
-        <w:t>MongoDB</w:t>
-      </w:r>
-      <w:proofErr w:type="spellEnd"/>
-      <w:r>
-        <w:rPr>
-          <w:lang w:val="vi-VN"/>
-        </w:rPr>
-        <w:t xml:space="preserve"> </w:t>
-      </w:r>
-      <w:proofErr w:type="spellStart"/>
-      <w:r>
-        <w:rPr>
-          <w:lang w:val="vi-VN"/>
-        </w:rPr>
-        <w:t>Compass</w:t>
-      </w:r>
-      <w:proofErr w:type="spellEnd"/>
-      <w:r>
-        <w:rPr>
-          <w:lang w:val="vi-VN"/>
-        </w:rPr>
-        <w:t xml:space="preserve"> hoặc </w:t>
-      </w:r>
-      <w:proofErr w:type="spellStart"/>
-      <w:r>
-        <w:rPr>
-          <w:lang w:val="vi-VN"/>
-        </w:rPr>
-        <w:t>Mongo</w:t>
-      </w:r>
-      <w:proofErr w:type="spellEnd"/>
-      <w:r>
-        <w:rPr>
-          <w:lang w:val="vi-VN"/>
-        </w:rPr>
-        <w:t xml:space="preserve"> </w:t>
-      </w:r>
-      <w:proofErr w:type="spellStart"/>
-      <w:r>
-        <w:rPr>
-          <w:lang w:val="vi-VN"/>
-        </w:rPr>
-        <w:t>Shell</w:t>
-      </w:r>
-      <w:proofErr w:type="spellEnd"/>
-      <w:r>
-        <w:rPr>
-          <w:lang w:val="vi-VN"/>
-        </w:rPr>
-        <w:t xml:space="preserve"> để thực hiện việc này. </w:t>
-      </w:r>
-    </w:p>
-    <w:p>
-      <w:r>
-        <w:rPr>
-          <w:lang w:val="vi-VN"/>
-        </w:rPr>
-        <w:t xml:space="preserve">2.1 Tạo cơ sở dữ liệu có tên MSSV-IE213 trên </w:t>
-      </w:r>
-      <w:proofErr w:type="spellStart"/>
-      <w:r>
-        <w:rPr>
-          <w:lang w:val="vi-VN"/>
-        </w:rPr>
-        <w:t>cluster</w:t>
-      </w:r>
-      <w:proofErr w:type="spellEnd"/>
-      <w:r>
-        <w:rPr>
-          <w:lang w:val="vi-VN"/>
-        </w:rPr>
-        <w:t xml:space="preserve"> của bạn (trong đó MSSV là mã số sinh  viên của bạn). </w:t>
-      </w:r>
-    </w:p>
-    <w:p>
-      <w:proofErr w:type="spellStart"/>
-      <w:r>
-        <w:t>Câu</w:t>
-      </w:r>
-      <w:proofErr w:type="spellEnd"/>
-      <w:r>
-        <w:t xml:space="preserve"> </w:t>
-      </w:r>
-      <w:proofErr w:type="spellStart"/>
-      <w:r>
-        <w:t>lệnh</w:t>
-      </w:r>
-      <w:proofErr w:type="spellEnd"/>
-      <w:r>
-        <w:t xml:space="preserve">: </w:t>
+        <w:t xml:space="preserve">Lưu ý: các bài tập dưới đây không sử dụng giao diện để thêm trực tiếp dữ liệu, hãy dùng công  cụ MONGOSH có trong MongoDB Compass hoặc Mongo Shell để thực hiện việc này. </w:t>
+      </w:r>
+    </w:p>
+    <w:p>
+      <w:r>
+        <w:rPr>
+          <w:lang w:val="vi-VN"/>
+        </w:rPr>
+        <w:t>2.1 Tạo cơ sở dữ liệu có tên MSSV-IE213 trên cluster của bạn (trong đó MSSV là mã số sinh  viên của bạn). </w:t>
+      </w:r>
+    </w:p>
+    <w:p>
+      <w:r>
+        <w:t xml:space="preserve">Câu lệnh: </w:t>
       </w:r>
       <w:r>
         <w:t>use 22520001-IE213</w:t>
@@ -4492,665 +3106,98 @@
       </w:r>
     </w:p>
     <w:p>
-      <w:proofErr w:type="spellStart"/>
-      <w:r>
-        <w:t>Lệnh</w:t>
-      </w:r>
-      <w:proofErr w:type="spellEnd"/>
-      <w:r>
-        <w:t xml:space="preserve"> use </w:t>
-      </w:r>
-      <w:proofErr w:type="spellStart"/>
-      <w:r>
-        <w:t>sẽ</w:t>
-      </w:r>
-      <w:proofErr w:type="spellEnd"/>
-      <w:r>
-        <w:t xml:space="preserve"> </w:t>
-      </w:r>
-      <w:proofErr w:type="spellStart"/>
-      <w:r>
-        <w:t>tạo</w:t>
-      </w:r>
-      <w:proofErr w:type="spellEnd"/>
-      <w:r>
-        <w:t xml:space="preserve"> </w:t>
-      </w:r>
-      <w:proofErr w:type="spellStart"/>
-      <w:r>
-        <w:t>mới</w:t>
-      </w:r>
-      <w:proofErr w:type="spellEnd"/>
-      <w:r>
-        <w:t xml:space="preserve"> </w:t>
-      </w:r>
-      <w:proofErr w:type="spellStart"/>
-      <w:r>
-        <w:t>cơ</w:t>
-      </w:r>
-      <w:proofErr w:type="spellEnd"/>
-      <w:r>
-        <w:t xml:space="preserve"> </w:t>
-      </w:r>
-      <w:proofErr w:type="spellStart"/>
-      <w:r>
-        <w:t>sở</w:t>
-      </w:r>
-      <w:proofErr w:type="spellEnd"/>
-      <w:r>
-        <w:t xml:space="preserve"> </w:t>
-      </w:r>
-      <w:proofErr w:type="spellStart"/>
-      <w:r>
-        <w:t>dữ</w:t>
-      </w:r>
-      <w:proofErr w:type="spellEnd"/>
-      <w:r>
-        <w:t xml:space="preserve"> </w:t>
-      </w:r>
-      <w:proofErr w:type="spellStart"/>
-      <w:r>
-        <w:t>liệu</w:t>
-      </w:r>
-      <w:proofErr w:type="spellEnd"/>
-      <w:r>
-        <w:t xml:space="preserve"> </w:t>
-      </w:r>
-      <w:proofErr w:type="spellStart"/>
-      <w:r>
-        <w:t>nếu</w:t>
-      </w:r>
-      <w:proofErr w:type="spellEnd"/>
-      <w:r>
-        <w:t xml:space="preserve"> </w:t>
-      </w:r>
-      <w:proofErr w:type="spellStart"/>
-      <w:r>
-        <w:t>chưa</w:t>
-      </w:r>
-      <w:proofErr w:type="spellEnd"/>
-      <w:r>
-        <w:t xml:space="preserve"> </w:t>
-      </w:r>
-      <w:proofErr w:type="spellStart"/>
-      <w:r>
-        <w:t>tồn</w:t>
-      </w:r>
-      <w:proofErr w:type="spellEnd"/>
-      <w:r>
-        <w:t xml:space="preserve"> </w:t>
-      </w:r>
-      <w:proofErr w:type="spellStart"/>
-      <w:r>
-        <w:t>tại</w:t>
-      </w:r>
-      <w:proofErr w:type="spellEnd"/>
-      <w:r>
-        <w:t xml:space="preserve"> </w:t>
-      </w:r>
-      <w:proofErr w:type="spellStart"/>
-      <w:r>
-        <w:t>và</w:t>
-      </w:r>
-      <w:proofErr w:type="spellEnd"/>
-      <w:r>
-        <w:t xml:space="preserve"> </w:t>
-      </w:r>
-      <w:proofErr w:type="spellStart"/>
-      <w:r>
-        <w:t>chuyển</w:t>
-      </w:r>
-      <w:proofErr w:type="spellEnd"/>
-      <w:r>
-        <w:t xml:space="preserve"> sang </w:t>
-      </w:r>
-      <w:proofErr w:type="spellStart"/>
-      <w:r>
-        <w:t>làm</w:t>
-      </w:r>
-      <w:proofErr w:type="spellEnd"/>
-      <w:r>
-        <w:t xml:space="preserve"> </w:t>
-      </w:r>
-      <w:proofErr w:type="spellStart"/>
-      <w:r>
-        <w:t>việc</w:t>
-      </w:r>
-      <w:proofErr w:type="spellEnd"/>
-      <w:r>
-        <w:t xml:space="preserve"> </w:t>
-      </w:r>
-      <w:proofErr w:type="spellStart"/>
-      <w:r>
-        <w:t>trong</w:t>
-      </w:r>
-      <w:proofErr w:type="spellEnd"/>
-      <w:r>
-        <w:t xml:space="preserve"> database </w:t>
-      </w:r>
-      <w:proofErr w:type="spellStart"/>
-      <w:r>
-        <w:t>đó</w:t>
-      </w:r>
-      <w:proofErr w:type="spellEnd"/>
-      <w:r>
-        <w:t>.</w:t>
-      </w:r>
-    </w:p>
-    <w:p>
-      <w:pPr>
-        <w:rPr>
-          <w:lang w:val="vi-VN"/>
-        </w:rPr>
-      </w:pPr>
-      <w:r>
-        <w:rPr>
-          <w:lang w:val="vi-VN"/>
-        </w:rPr>
-        <w:t xml:space="preserve">2.2 Thêm các </w:t>
-      </w:r>
-      <w:proofErr w:type="spellStart"/>
-      <w:r>
-        <w:rPr>
-          <w:lang w:val="vi-VN"/>
-        </w:rPr>
-        <w:t>document</w:t>
-      </w:r>
-      <w:proofErr w:type="spellEnd"/>
-      <w:r>
-        <w:rPr>
-          <w:lang w:val="vi-VN"/>
-        </w:rPr>
-        <w:t xml:space="preserve"> sau đây vào </w:t>
-      </w:r>
-      <w:proofErr w:type="spellStart"/>
-      <w:r>
-        <w:rPr>
-          <w:lang w:val="vi-VN"/>
-        </w:rPr>
-        <w:t>collection</w:t>
-      </w:r>
-      <w:proofErr w:type="spellEnd"/>
-      <w:r>
-        <w:rPr>
-          <w:lang w:val="vi-VN"/>
-        </w:rPr>
-        <w:t xml:space="preserve"> có tên là </w:t>
-      </w:r>
-      <w:proofErr w:type="spellStart"/>
-      <w:r>
-        <w:rPr>
-          <w:lang w:val="vi-VN"/>
-        </w:rPr>
-        <w:t>employees</w:t>
-      </w:r>
-      <w:proofErr w:type="spellEnd"/>
-      <w:r>
-        <w:rPr>
-          <w:lang w:val="vi-VN"/>
-        </w:rPr>
-        <w:t xml:space="preserve"> trong </w:t>
-      </w:r>
-      <w:proofErr w:type="spellStart"/>
-      <w:r>
-        <w:rPr>
-          <w:lang w:val="vi-VN"/>
-        </w:rPr>
-        <w:t>db</w:t>
-      </w:r>
-      <w:proofErr w:type="spellEnd"/>
-      <w:r>
-        <w:rPr>
-          <w:lang w:val="vi-VN"/>
-        </w:rPr>
-        <w:t xml:space="preserve"> vừa được tạo ở trên: </w:t>
-      </w:r>
-    </w:p>
-    <w:p>
-      <w:pPr>
-        <w:rPr>
-          <w:lang w:val="vi-VN"/>
-        </w:rPr>
-      </w:pPr>
-      <w:r>
-        <w:rPr>
-          <w:lang w:val="vi-VN"/>
-        </w:rPr>
-        <w:t>{"id":1,"name":{"</w:t>
-      </w:r>
-      <w:proofErr w:type="spellStart"/>
-      <w:r>
-        <w:rPr>
-          <w:lang w:val="vi-VN"/>
-        </w:rPr>
-        <w:t>first</w:t>
-      </w:r>
-      <w:proofErr w:type="spellEnd"/>
-      <w:r>
-        <w:rPr>
-          <w:lang w:val="vi-VN"/>
-        </w:rPr>
-        <w:t>":"</w:t>
-      </w:r>
-      <w:proofErr w:type="spellStart"/>
-      <w:r>
-        <w:rPr>
-          <w:lang w:val="vi-VN"/>
-        </w:rPr>
-        <w:t>John</w:t>
-      </w:r>
-      <w:proofErr w:type="spellEnd"/>
-      <w:r>
-        <w:rPr>
-          <w:lang w:val="vi-VN"/>
-        </w:rPr>
-        <w:t>","</w:t>
-      </w:r>
-      <w:proofErr w:type="spellStart"/>
-      <w:r>
-        <w:rPr>
-          <w:lang w:val="vi-VN"/>
-        </w:rPr>
-        <w:t>last</w:t>
-      </w:r>
-      <w:proofErr w:type="spellEnd"/>
-      <w:r>
-        <w:rPr>
-          <w:lang w:val="vi-VN"/>
-        </w:rPr>
-        <w:t>":"</w:t>
-      </w:r>
-      <w:proofErr w:type="spellStart"/>
-      <w:r>
-        <w:rPr>
-          <w:lang w:val="vi-VN"/>
-        </w:rPr>
-        <w:t>Doe</w:t>
-      </w:r>
-      <w:proofErr w:type="spellEnd"/>
-      <w:r>
-        <w:rPr>
-          <w:lang w:val="vi-VN"/>
-        </w:rPr>
-        <w:t>"},"age":48} </w:t>
-      </w:r>
-    </w:p>
-    <w:p>
-      <w:pPr>
-        <w:rPr>
-          <w:lang w:val="vi-VN"/>
-        </w:rPr>
-      </w:pPr>
-      <w:r>
-        <w:rPr>
-          <w:lang w:val="vi-VN"/>
-        </w:rPr>
-        <w:t>{"id":2,"name":{"</w:t>
-      </w:r>
-      <w:proofErr w:type="spellStart"/>
-      <w:r>
-        <w:rPr>
-          <w:lang w:val="vi-VN"/>
-        </w:rPr>
-        <w:t>first</w:t>
-      </w:r>
-      <w:proofErr w:type="spellEnd"/>
-      <w:r>
-        <w:rPr>
-          <w:lang w:val="vi-VN"/>
-        </w:rPr>
-        <w:t>":"</w:t>
-      </w:r>
-      <w:proofErr w:type="spellStart"/>
-      <w:r>
-        <w:rPr>
-          <w:lang w:val="vi-VN"/>
-        </w:rPr>
-        <w:t>Jane</w:t>
-      </w:r>
-      <w:proofErr w:type="spellEnd"/>
-      <w:r>
-        <w:rPr>
-          <w:lang w:val="vi-VN"/>
-        </w:rPr>
-        <w:t>","</w:t>
-      </w:r>
-      <w:proofErr w:type="spellStart"/>
-      <w:r>
-        <w:rPr>
-          <w:lang w:val="vi-VN"/>
-        </w:rPr>
-        <w:t>last</w:t>
-      </w:r>
-      <w:proofErr w:type="spellEnd"/>
-      <w:r>
-        <w:rPr>
-          <w:lang w:val="vi-VN"/>
-        </w:rPr>
-        <w:t>":"</w:t>
-      </w:r>
-      <w:proofErr w:type="spellStart"/>
-      <w:r>
-        <w:rPr>
-          <w:lang w:val="vi-VN"/>
-        </w:rPr>
-        <w:t>Doe</w:t>
-      </w:r>
-      <w:proofErr w:type="spellEnd"/>
-      <w:r>
-        <w:rPr>
-          <w:lang w:val="vi-VN"/>
-        </w:rPr>
-        <w:t>"},"age":16} </w:t>
-      </w:r>
-    </w:p>
-    <w:p>
-      <w:pPr>
-        <w:rPr>
-          <w:lang w:val="vi-VN"/>
-        </w:rPr>
-      </w:pPr>
-      <w:r>
-        <w:rPr>
-          <w:lang w:val="vi-VN"/>
-        </w:rPr>
-        <w:t>{"id":3,"name":{"</w:t>
-      </w:r>
-      <w:proofErr w:type="spellStart"/>
-      <w:r>
-        <w:rPr>
-          <w:lang w:val="vi-VN"/>
-        </w:rPr>
-        <w:t>first</w:t>
-      </w:r>
-      <w:proofErr w:type="spellEnd"/>
-      <w:r>
-        <w:rPr>
-          <w:lang w:val="vi-VN"/>
-        </w:rPr>
-        <w:t>":"</w:t>
-      </w:r>
-      <w:proofErr w:type="spellStart"/>
-      <w:r>
-        <w:rPr>
-          <w:lang w:val="vi-VN"/>
-        </w:rPr>
-        <w:t>Alice</w:t>
-      </w:r>
-      <w:proofErr w:type="spellEnd"/>
-      <w:r>
-        <w:rPr>
-          <w:lang w:val="vi-VN"/>
-        </w:rPr>
-        <w:t>","</w:t>
-      </w:r>
-      <w:proofErr w:type="spellStart"/>
-      <w:r>
-        <w:rPr>
-          <w:lang w:val="vi-VN"/>
-        </w:rPr>
-        <w:t>last</w:t>
-      </w:r>
-      <w:proofErr w:type="spellEnd"/>
-      <w:r>
-        <w:rPr>
-          <w:lang w:val="vi-VN"/>
-        </w:rPr>
-        <w:t>":"A"},"age":32} </w:t>
-      </w:r>
-    </w:p>
-    <w:p>
-      <w:r>
-        <w:rPr>
-          <w:lang w:val="vi-VN"/>
-        </w:rPr>
-        <w:t>{"id":4,"name":{"</w:t>
-      </w:r>
-      <w:proofErr w:type="spellStart"/>
-      <w:r>
-        <w:rPr>
-          <w:lang w:val="vi-VN"/>
-        </w:rPr>
-        <w:t>first</w:t>
-      </w:r>
-      <w:proofErr w:type="spellEnd"/>
-      <w:r>
-        <w:rPr>
-          <w:lang w:val="vi-VN"/>
-        </w:rPr>
-        <w:t>":"</w:t>
-      </w:r>
-      <w:proofErr w:type="spellStart"/>
-      <w:r>
-        <w:rPr>
-          <w:lang w:val="vi-VN"/>
-        </w:rPr>
-        <w:t>Bob</w:t>
-      </w:r>
-      <w:proofErr w:type="spellEnd"/>
-      <w:r>
-        <w:rPr>
-          <w:lang w:val="vi-VN"/>
-        </w:rPr>
-        <w:t>","</w:t>
-      </w:r>
-      <w:proofErr w:type="spellStart"/>
-      <w:r>
-        <w:rPr>
-          <w:lang w:val="vi-VN"/>
-        </w:rPr>
-        <w:t>last</w:t>
-      </w:r>
-      <w:proofErr w:type="spellEnd"/>
-      <w:r>
-        <w:rPr>
-          <w:lang w:val="vi-VN"/>
-        </w:rPr>
-        <w:t>":"B"},"age":64} </w:t>
-      </w:r>
-    </w:p>
-    <w:p>
-      <w:proofErr w:type="spellStart"/>
-      <w:r>
-        <w:t>Câu</w:t>
-      </w:r>
-      <w:proofErr w:type="spellEnd"/>
-      <w:r>
-        <w:t xml:space="preserve"> </w:t>
-      </w:r>
-      <w:proofErr w:type="spellStart"/>
-      <w:r>
-        <w:t>lệnh</w:t>
-      </w:r>
-      <w:proofErr w:type="spellEnd"/>
-      <w:r>
-        <w:t xml:space="preserve">: </w:t>
-      </w:r>
-    </w:p>
-    <w:p>
-      <w:proofErr w:type="spellStart"/>
-      <w:proofErr w:type="gramStart"/>
-      <w:r>
-        <w:t>db.employees</w:t>
-      </w:r>
-      <w:proofErr w:type="gramEnd"/>
-      <w:r>
-        <w:t>.</w:t>
-      </w:r>
-      <w:proofErr w:type="gramStart"/>
-      <w:r>
-        <w:t>insertMany</w:t>
-      </w:r>
-      <w:proofErr w:type="spellEnd"/>
-      <w:r>
-        <w:t>(</w:t>
-      </w:r>
-      <w:proofErr w:type="gramEnd"/>
-      <w:r>
-        <w:t>[</w:t>
-      </w:r>
-    </w:p>
-    <w:p>
-      <w:r>
-        <w:t xml:space="preserve"> {id:</w:t>
-      </w:r>
-      <w:proofErr w:type="gramStart"/>
-      <w:r>
-        <w:t>1,name</w:t>
-      </w:r>
-      <w:proofErr w:type="gramEnd"/>
-      <w:r>
-        <w:t>:{</w:t>
-      </w:r>
-      <w:proofErr w:type="spellStart"/>
-      <w:r>
-        <w:t>first:"John</w:t>
-      </w:r>
-      <w:proofErr w:type="gramStart"/>
-      <w:r>
-        <w:t>",last</w:t>
-      </w:r>
-      <w:proofErr w:type="gramEnd"/>
-      <w:r>
-        <w:t>:"Doe</w:t>
-      </w:r>
-      <w:proofErr w:type="spellEnd"/>
-      <w:r>
-        <w:t>"</w:t>
-      </w:r>
-      <w:proofErr w:type="gramStart"/>
-      <w:r>
-        <w:t>},age</w:t>
-      </w:r>
-      <w:proofErr w:type="gramEnd"/>
-      <w:r>
-        <w:t>:</w:t>
-      </w:r>
-      <w:proofErr w:type="gramStart"/>
-      <w:r>
-        <w:t>48},</w:t>
-      </w:r>
-      <w:proofErr w:type="gramEnd"/>
-    </w:p>
-    <w:p>
-      <w:r>
-        <w:t xml:space="preserve"> {id:</w:t>
-      </w:r>
-      <w:proofErr w:type="gramStart"/>
-      <w:r>
-        <w:t>2,name</w:t>
-      </w:r>
-      <w:proofErr w:type="gramEnd"/>
-      <w:r>
-        <w:t>:{</w:t>
-      </w:r>
-      <w:proofErr w:type="spellStart"/>
-      <w:r>
-        <w:t>first:"Jane</w:t>
-      </w:r>
-      <w:proofErr w:type="gramStart"/>
-      <w:r>
-        <w:t>",last</w:t>
-      </w:r>
-      <w:proofErr w:type="gramEnd"/>
-      <w:r>
-        <w:t>:"Doe</w:t>
-      </w:r>
-      <w:proofErr w:type="spellEnd"/>
-      <w:r>
-        <w:t>"</w:t>
-      </w:r>
-      <w:proofErr w:type="gramStart"/>
-      <w:r>
-        <w:t>},age</w:t>
-      </w:r>
-      <w:proofErr w:type="gramEnd"/>
-      <w:r>
-        <w:t>:</w:t>
-      </w:r>
-      <w:proofErr w:type="gramStart"/>
-      <w:r>
-        <w:t>16},</w:t>
-      </w:r>
-      <w:proofErr w:type="gramEnd"/>
-    </w:p>
-    <w:p>
-      <w:r>
-        <w:t xml:space="preserve"> {id:</w:t>
-      </w:r>
-      <w:proofErr w:type="gramStart"/>
-      <w:r>
-        <w:t>3,name</w:t>
-      </w:r>
-      <w:proofErr w:type="gramEnd"/>
-      <w:r>
-        <w:t>:{</w:t>
-      </w:r>
-      <w:proofErr w:type="spellStart"/>
-      <w:r>
-        <w:t>first:"Alice</w:t>
-      </w:r>
-      <w:proofErr w:type="gramStart"/>
-      <w:r>
-        <w:t>",last</w:t>
-      </w:r>
-      <w:proofErr w:type="gramEnd"/>
-      <w:r>
-        <w:t>:"A</w:t>
-      </w:r>
-      <w:proofErr w:type="spellEnd"/>
-      <w:r>
-        <w:t>"</w:t>
-      </w:r>
-      <w:proofErr w:type="gramStart"/>
-      <w:r>
-        <w:t>},age</w:t>
-      </w:r>
-      <w:proofErr w:type="gramEnd"/>
-      <w:r>
-        <w:t>:</w:t>
-      </w:r>
-      <w:proofErr w:type="gramStart"/>
-      <w:r>
-        <w:t>32},</w:t>
-      </w:r>
-      <w:proofErr w:type="gramEnd"/>
-    </w:p>
-    <w:p>
-      <w:r>
-        <w:t xml:space="preserve"> {id:</w:t>
-      </w:r>
-      <w:proofErr w:type="gramStart"/>
-      <w:r>
-        <w:t>4,name</w:t>
-      </w:r>
-      <w:proofErr w:type="gramEnd"/>
-      <w:r>
-        <w:t>:{</w:t>
-      </w:r>
-      <w:proofErr w:type="spellStart"/>
-      <w:r>
-        <w:t>first:"Bob</w:t>
-      </w:r>
-      <w:proofErr w:type="gramStart"/>
-      <w:r>
-        <w:t>",last</w:t>
-      </w:r>
-      <w:proofErr w:type="gramEnd"/>
-      <w:r>
-        <w:t>:"B</w:t>
-      </w:r>
-      <w:proofErr w:type="spellEnd"/>
-      <w:r>
-        <w:t>"</w:t>
-      </w:r>
-      <w:proofErr w:type="gramStart"/>
-      <w:r>
-        <w:t>},age</w:t>
-      </w:r>
-      <w:proofErr w:type="gramEnd"/>
-      <w:r>
-        <w:t>:64}</w:t>
+      <w:r>
+        <w:t>Lệnh use sẽ tạo mới cơ sở dữ liệu nếu chưa tồn tại và chuyển sang làm việc trong database đó.</w:t>
+      </w:r>
+    </w:p>
+    <w:p>
+      <w:pPr>
+        <w:rPr>
+          <w:lang w:val="vi-VN"/>
+        </w:rPr>
+      </w:pPr>
+      <w:r>
+        <w:rPr>
+          <w:lang w:val="vi-VN"/>
+        </w:rPr>
+        <w:t>2.2 Thêm các document sau đây vào collection có tên là employees trong db vừa được tạo ở trên: </w:t>
+      </w:r>
+    </w:p>
+    <w:p>
+      <w:pPr>
+        <w:rPr>
+          <w:lang w:val="vi-VN"/>
+        </w:rPr>
+      </w:pPr>
+      <w:r>
+        <w:rPr>
+          <w:lang w:val="vi-VN"/>
+        </w:rPr>
+        <w:t>{"id":1,"name":{"first":"John","last":"Doe"},"age":48} </w:t>
+      </w:r>
+    </w:p>
+    <w:p>
+      <w:pPr>
+        <w:rPr>
+          <w:lang w:val="vi-VN"/>
+        </w:rPr>
+      </w:pPr>
+      <w:r>
+        <w:rPr>
+          <w:lang w:val="vi-VN"/>
+        </w:rPr>
+        <w:t>{"id":2,"name":{"first":"Jane","last":"Doe"},"age":16} </w:t>
+      </w:r>
+    </w:p>
+    <w:p>
+      <w:pPr>
+        <w:rPr>
+          <w:lang w:val="vi-VN"/>
+        </w:rPr>
+      </w:pPr>
+      <w:r>
+        <w:rPr>
+          <w:lang w:val="vi-VN"/>
+        </w:rPr>
+        <w:t>{"id":3,"name":{"first":"Alice","last":"A"},"age":32} </w:t>
+      </w:r>
+    </w:p>
+    <w:p>
+      <w:r>
+        <w:rPr>
+          <w:lang w:val="vi-VN"/>
+        </w:rPr>
+        <w:t>{"id":4,"name":{"first":"Bob","last":"B"},"age":64} </w:t>
+      </w:r>
+    </w:p>
+    <w:p>
+      <w:r>
+        <w:t xml:space="preserve">Câu lệnh: </w:t>
+      </w:r>
+    </w:p>
+    <w:p>
+      <w:r>
+        <w:t>db.employees.insertMany([</w:t>
+      </w:r>
+    </w:p>
+    <w:p>
+      <w:r>
+        <w:t xml:space="preserve"> {id:1,name:{first:"John",last:"Doe"},age:48},</w:t>
+      </w:r>
+    </w:p>
+    <w:p>
+      <w:r>
+        <w:t xml:space="preserve"> {id:2,name:{first:"Jane",last:"Doe"},age:16},</w:t>
+      </w:r>
+    </w:p>
+    <w:p>
+      <w:r>
+        <w:t xml:space="preserve"> {id:3,name:{first:"Alice",last:"A"},age:32},</w:t>
+      </w:r>
+    </w:p>
+    <w:p>
+      <w:r>
+        <w:t xml:space="preserve"> {id:4,name:{first:"Bob",last:"B"},age:64}</w:t>
       </w:r>
     </w:p>
     <w:p>
@@ -5203,290 +3250,28 @@
     </w:p>
     <w:p>
       <w:r>
-        <w:t xml:space="preserve">Các document </w:t>
-      </w:r>
-      <w:proofErr w:type="spellStart"/>
-      <w:r>
-        <w:t>được</w:t>
-      </w:r>
-      <w:proofErr w:type="spellEnd"/>
-      <w:r>
-        <w:t xml:space="preserve"> </w:t>
-      </w:r>
-      <w:proofErr w:type="spellStart"/>
-      <w:r>
-        <w:t>tổ</w:t>
-      </w:r>
-      <w:proofErr w:type="spellEnd"/>
-      <w:r>
-        <w:t xml:space="preserve"> </w:t>
-      </w:r>
-      <w:proofErr w:type="spellStart"/>
-      <w:r>
-        <w:t>chức</w:t>
-      </w:r>
-      <w:proofErr w:type="spellEnd"/>
-      <w:r>
-        <w:t xml:space="preserve"> </w:t>
-      </w:r>
-      <w:proofErr w:type="spellStart"/>
-      <w:r>
-        <w:t>theo</w:t>
-      </w:r>
-      <w:proofErr w:type="spellEnd"/>
-      <w:r>
-        <w:t xml:space="preserve"> </w:t>
-      </w:r>
-      <w:proofErr w:type="spellStart"/>
-      <w:r>
-        <w:t>cấu</w:t>
-      </w:r>
-      <w:proofErr w:type="spellEnd"/>
-      <w:r>
-        <w:t xml:space="preserve"> </w:t>
-      </w:r>
-      <w:proofErr w:type="spellStart"/>
-      <w:r>
-        <w:t>trúc</w:t>
-      </w:r>
-      <w:proofErr w:type="spellEnd"/>
-      <w:r>
-        <w:t xml:space="preserve"> </w:t>
-      </w:r>
-      <w:proofErr w:type="spellStart"/>
-      <w:r>
-        <w:t>dữ</w:t>
-      </w:r>
-      <w:proofErr w:type="spellEnd"/>
-      <w:r>
-        <w:t xml:space="preserve"> </w:t>
-      </w:r>
-      <w:proofErr w:type="spellStart"/>
-      <w:r>
-        <w:t>liệu</w:t>
-      </w:r>
-      <w:proofErr w:type="spellEnd"/>
-      <w:r>
-        <w:t xml:space="preserve"> </w:t>
-      </w:r>
-      <w:proofErr w:type="spellStart"/>
-      <w:r>
-        <w:t>dạng</w:t>
-      </w:r>
-      <w:proofErr w:type="spellEnd"/>
-      <w:r>
-        <w:t xml:space="preserve"> </w:t>
-      </w:r>
-      <w:proofErr w:type="spellStart"/>
-      <w:r>
-        <w:t>lồng</w:t>
-      </w:r>
-      <w:proofErr w:type="spellEnd"/>
-      <w:r>
-        <w:t xml:space="preserve"> (embedded document), </w:t>
-      </w:r>
-      <w:proofErr w:type="spellStart"/>
-      <w:r>
-        <w:t>thể</w:t>
-      </w:r>
-      <w:proofErr w:type="spellEnd"/>
-      <w:r>
-        <w:t xml:space="preserve"> </w:t>
-      </w:r>
-      <w:proofErr w:type="spellStart"/>
-      <w:r>
-        <w:t>hiện</w:t>
-      </w:r>
-      <w:proofErr w:type="spellEnd"/>
-      <w:r>
-        <w:t xml:space="preserve"> </w:t>
-      </w:r>
-      <w:proofErr w:type="spellStart"/>
-      <w:r>
-        <w:t>đặc</w:t>
-      </w:r>
-      <w:proofErr w:type="spellEnd"/>
-      <w:r>
-        <w:t xml:space="preserve"> </w:t>
-      </w:r>
-      <w:proofErr w:type="spellStart"/>
-      <w:r>
-        <w:t>trưng</w:t>
-      </w:r>
-      <w:proofErr w:type="spellEnd"/>
-      <w:r>
-        <w:t xml:space="preserve"> </w:t>
-      </w:r>
-      <w:proofErr w:type="spellStart"/>
-      <w:r>
-        <w:t>linh</w:t>
-      </w:r>
-      <w:proofErr w:type="spellEnd"/>
-      <w:r>
-        <w:t xml:space="preserve"> </w:t>
-      </w:r>
-      <w:proofErr w:type="spellStart"/>
-      <w:r>
-        <w:t>hoạt</w:t>
-      </w:r>
-      <w:proofErr w:type="spellEnd"/>
-      <w:r>
-        <w:t xml:space="preserve"> </w:t>
-      </w:r>
-      <w:proofErr w:type="spellStart"/>
-      <w:r>
-        <w:t>của</w:t>
-      </w:r>
-      <w:proofErr w:type="spellEnd"/>
-      <w:r>
-        <w:t xml:space="preserve"> MongoDB.</w:t>
-      </w:r>
-    </w:p>
-    <w:p>
-      <w:r>
-        <w:rPr>
-          <w:lang w:val="vi-VN"/>
-        </w:rPr>
-        <w:t xml:space="preserve">2.3 Hãy biến trường </w:t>
-      </w:r>
-      <w:proofErr w:type="spellStart"/>
-      <w:r>
-        <w:rPr>
-          <w:lang w:val="vi-VN"/>
-        </w:rPr>
-        <w:t>id</w:t>
-      </w:r>
-      <w:proofErr w:type="spellEnd"/>
-      <w:r>
-        <w:rPr>
-          <w:lang w:val="vi-VN"/>
-        </w:rPr>
-        <w:t xml:space="preserve"> trong các </w:t>
-      </w:r>
-      <w:proofErr w:type="spellStart"/>
-      <w:r>
-        <w:rPr>
-          <w:lang w:val="vi-VN"/>
-        </w:rPr>
-        <w:t>document</w:t>
-      </w:r>
-      <w:proofErr w:type="spellEnd"/>
-      <w:r>
-        <w:rPr>
-          <w:lang w:val="vi-VN"/>
-        </w:rPr>
-        <w:t xml:space="preserve"> trên trở thành duy nhất. Có nghĩa là không thể thêm  một </w:t>
-      </w:r>
-      <w:proofErr w:type="spellStart"/>
-      <w:r>
-        <w:rPr>
-          <w:lang w:val="vi-VN"/>
-        </w:rPr>
-        <w:t>document</w:t>
-      </w:r>
-      <w:proofErr w:type="spellEnd"/>
-      <w:r>
-        <w:rPr>
-          <w:lang w:val="vi-VN"/>
-        </w:rPr>
-        <w:t xml:space="preserve"> mới với giá trị </w:t>
-      </w:r>
-      <w:proofErr w:type="spellStart"/>
-      <w:r>
-        <w:rPr>
-          <w:lang w:val="vi-VN"/>
-        </w:rPr>
-        <w:t>id</w:t>
-      </w:r>
-      <w:proofErr w:type="spellEnd"/>
-      <w:r>
-        <w:rPr>
-          <w:lang w:val="vi-VN"/>
-        </w:rPr>
-        <w:t xml:space="preserve"> đã tồn tại. </w:t>
-      </w:r>
-    </w:p>
-    <w:p>
-      <w:proofErr w:type="spellStart"/>
-      <w:r>
-        <w:t>Câu</w:t>
-      </w:r>
-      <w:proofErr w:type="spellEnd"/>
-      <w:r>
-        <w:t xml:space="preserve"> </w:t>
-      </w:r>
-      <w:proofErr w:type="spellStart"/>
-      <w:r>
-        <w:t>lệnh</w:t>
-      </w:r>
-      <w:proofErr w:type="spellEnd"/>
-      <w:r>
-        <w:t xml:space="preserve">: </w:t>
-      </w:r>
-      <w:proofErr w:type="spellStart"/>
-      <w:proofErr w:type="gramStart"/>
-      <w:r>
-        <w:t>db.employees</w:t>
-      </w:r>
-      <w:proofErr w:type="gramEnd"/>
-      <w:r>
-        <w:t>.createIndex</w:t>
-      </w:r>
-      <w:proofErr w:type="spellEnd"/>
-      <w:r>
-        <w:t>({id:1}, {</w:t>
-      </w:r>
-      <w:proofErr w:type="spellStart"/>
-      <w:proofErr w:type="gramStart"/>
-      <w:r>
-        <w:t>unique:true</w:t>
-      </w:r>
-      <w:proofErr w:type="spellEnd"/>
-      <w:proofErr w:type="gramEnd"/>
-      <w:r>
-        <w:t>})</w:t>
-      </w:r>
-    </w:p>
-    <w:p>
-      <w:proofErr w:type="spellStart"/>
-      <w:r>
-        <w:t>Thử</w:t>
-      </w:r>
-      <w:proofErr w:type="spellEnd"/>
-      <w:r>
-        <w:t xml:space="preserve"> insert </w:t>
-      </w:r>
-      <w:proofErr w:type="spellStart"/>
-      <w:r>
-        <w:t>trùng</w:t>
-      </w:r>
-      <w:proofErr w:type="spellEnd"/>
-      <w:r>
-        <w:t xml:space="preserve"> id </w:t>
-      </w:r>
-      <w:proofErr w:type="spellStart"/>
-      <w:r>
-        <w:t>sẽ</w:t>
-      </w:r>
-      <w:proofErr w:type="spellEnd"/>
-      <w:r>
-        <w:t xml:space="preserve"> </w:t>
-      </w:r>
-      <w:proofErr w:type="spellStart"/>
-      <w:r>
-        <w:t>báo</w:t>
-      </w:r>
-      <w:proofErr w:type="spellEnd"/>
-      <w:r>
-        <w:t xml:space="preserve"> </w:t>
-      </w:r>
-      <w:proofErr w:type="spellStart"/>
-      <w:r>
-        <w:t>lỗi</w:t>
-      </w:r>
-      <w:proofErr w:type="spellEnd"/>
-      <w:r>
-        <w:t xml:space="preserve"> </w:t>
+        <w:t>Các document được tổ chức theo cấu trúc dữ liệu dạng lồng (embedded document), thể hiện đặc trưng linh hoạt của MongoDB.</w:t>
+      </w:r>
+    </w:p>
+    <w:p>
+      <w:r>
+        <w:rPr>
+          <w:lang w:val="vi-VN"/>
+        </w:rPr>
+        <w:t>2.3 Hãy biến trường id trong các document trên trở thành duy nhất. Có nghĩa là không thể thêm  một document mới với giá trị id đã tồn tại. </w:t>
+      </w:r>
+    </w:p>
+    <w:p>
+      <w:r>
+        <w:t xml:space="preserve">Câu lệnh: </w:t>
+      </w:r>
+      <w:r>
+        <w:t>db.employees.createIndex({id:1}, {unique:true})</w:t>
+      </w:r>
+    </w:p>
+    <w:p>
+      <w:r>
+        <w:t xml:space="preserve">Thử insert trùng id sẽ báo lỗi </w:t>
       </w:r>
       <w:r>
         <w:t>duplicate key</w:t>
@@ -5539,338 +3324,35 @@
     </w:p>
     <w:p>
       <w:r>
-        <w:t xml:space="preserve">Sau </w:t>
-      </w:r>
-      <w:proofErr w:type="spellStart"/>
-      <w:r>
-        <w:t>khi</w:t>
-      </w:r>
-      <w:proofErr w:type="spellEnd"/>
-      <w:r>
-        <w:t xml:space="preserve"> </w:t>
-      </w:r>
-      <w:proofErr w:type="spellStart"/>
-      <w:r>
-        <w:t>tạo</w:t>
-      </w:r>
-      <w:proofErr w:type="spellEnd"/>
-      <w:r>
-        <w:t xml:space="preserve"> index, </w:t>
-      </w:r>
-      <w:proofErr w:type="spellStart"/>
-      <w:r>
-        <w:t>nếu</w:t>
-      </w:r>
-      <w:proofErr w:type="spellEnd"/>
-      <w:r>
-        <w:t xml:space="preserve"> </w:t>
-      </w:r>
-      <w:proofErr w:type="spellStart"/>
-      <w:r>
-        <w:t>thực</w:t>
-      </w:r>
-      <w:proofErr w:type="spellEnd"/>
-      <w:r>
-        <w:t xml:space="preserve"> </w:t>
-      </w:r>
-      <w:proofErr w:type="spellStart"/>
-      <w:r>
-        <w:t>hiện</w:t>
-      </w:r>
-      <w:proofErr w:type="spellEnd"/>
-      <w:r>
-        <w:t xml:space="preserve"> </w:t>
-      </w:r>
-      <w:proofErr w:type="spellStart"/>
-      <w:r>
-        <w:t>chèn</w:t>
-      </w:r>
-      <w:proofErr w:type="spellEnd"/>
-      <w:r>
-        <w:t xml:space="preserve"> document </w:t>
-      </w:r>
-      <w:proofErr w:type="spellStart"/>
-      <w:r>
-        <w:t>có</w:t>
-      </w:r>
-      <w:proofErr w:type="spellEnd"/>
-      <w:r>
-        <w:t xml:space="preserve"> id </w:t>
-      </w:r>
-      <w:proofErr w:type="spellStart"/>
-      <w:r>
-        <w:t>trùng</w:t>
-      </w:r>
-      <w:proofErr w:type="spellEnd"/>
-      <w:r>
-        <w:t xml:space="preserve"> </w:t>
-      </w:r>
-      <w:proofErr w:type="spellStart"/>
-      <w:r>
-        <w:t>lặp</w:t>
-      </w:r>
-      <w:proofErr w:type="spellEnd"/>
-      <w:r>
-        <w:t xml:space="preserve">, </w:t>
-      </w:r>
-      <w:proofErr w:type="spellStart"/>
-      <w:r>
-        <w:t>hệ</w:t>
-      </w:r>
-      <w:proofErr w:type="spellEnd"/>
-      <w:r>
-        <w:t xml:space="preserve"> </w:t>
-      </w:r>
-      <w:proofErr w:type="spellStart"/>
-      <w:r>
-        <w:t>thống</w:t>
-      </w:r>
-      <w:proofErr w:type="spellEnd"/>
-      <w:r>
-        <w:t xml:space="preserve"> </w:t>
-      </w:r>
-      <w:proofErr w:type="spellStart"/>
-      <w:r>
-        <w:t>sẽ</w:t>
-      </w:r>
-      <w:proofErr w:type="spellEnd"/>
-      <w:r>
-        <w:t xml:space="preserve"> </w:t>
-      </w:r>
-      <w:proofErr w:type="spellStart"/>
-      <w:r>
-        <w:t>phát</w:t>
-      </w:r>
-      <w:proofErr w:type="spellEnd"/>
-      <w:r>
-        <w:t xml:space="preserve"> </w:t>
-      </w:r>
-      <w:proofErr w:type="spellStart"/>
-      <w:r>
-        <w:t>sinh</w:t>
-      </w:r>
-      <w:proofErr w:type="spellEnd"/>
-      <w:r>
-        <w:t xml:space="preserve"> </w:t>
-      </w:r>
-      <w:proofErr w:type="spellStart"/>
-      <w:r>
-        <w:t>lỗi</w:t>
-      </w:r>
-      <w:proofErr w:type="spellEnd"/>
-      <w:r>
-        <w:t xml:space="preserve"> duplicate key, </w:t>
-      </w:r>
-      <w:proofErr w:type="spellStart"/>
-      <w:r>
-        <w:t>đảm</w:t>
-      </w:r>
-      <w:proofErr w:type="spellEnd"/>
-      <w:r>
-        <w:t xml:space="preserve"> </w:t>
-      </w:r>
-      <w:proofErr w:type="spellStart"/>
-      <w:r>
-        <w:t>bảo</w:t>
-      </w:r>
-      <w:proofErr w:type="spellEnd"/>
-      <w:r>
-        <w:t xml:space="preserve"> </w:t>
-      </w:r>
-      <w:proofErr w:type="spellStart"/>
-      <w:r>
-        <w:t>tính</w:t>
-      </w:r>
-      <w:proofErr w:type="spellEnd"/>
-      <w:r>
-        <w:t xml:space="preserve"> </w:t>
-      </w:r>
-      <w:proofErr w:type="spellStart"/>
-      <w:r>
-        <w:t>toàn</w:t>
-      </w:r>
-      <w:proofErr w:type="spellEnd"/>
-      <w:r>
-        <w:t xml:space="preserve"> </w:t>
-      </w:r>
-      <w:proofErr w:type="spellStart"/>
-      <w:r>
-        <w:t>vẹn</w:t>
-      </w:r>
-      <w:proofErr w:type="spellEnd"/>
-      <w:r>
-        <w:t xml:space="preserve"> </w:t>
-      </w:r>
-      <w:proofErr w:type="spellStart"/>
-      <w:r>
-        <w:t>dữ</w:t>
-      </w:r>
-      <w:proofErr w:type="spellEnd"/>
-      <w:r>
-        <w:t xml:space="preserve"> </w:t>
-      </w:r>
-      <w:proofErr w:type="spellStart"/>
-      <w:r>
-        <w:t>liệu</w:t>
-      </w:r>
-      <w:proofErr w:type="spellEnd"/>
-      <w:r>
-        <w:t>.</w:t>
-      </w:r>
-    </w:p>
-    <w:p>
-      <w:r>
-        <w:rPr>
-          <w:lang w:val="vi-VN"/>
-        </w:rPr>
-        <w:t xml:space="preserve">2.4 Hãy viết lệnh để tìm </w:t>
-      </w:r>
-      <w:proofErr w:type="spellStart"/>
-      <w:r>
-        <w:rPr>
-          <w:lang w:val="vi-VN"/>
-        </w:rPr>
-        <w:t>document</w:t>
-      </w:r>
-      <w:proofErr w:type="spellEnd"/>
-      <w:r>
-        <w:rPr>
-          <w:lang w:val="vi-VN"/>
-        </w:rPr>
-        <w:t xml:space="preserve"> có </w:t>
-      </w:r>
-      <w:proofErr w:type="spellStart"/>
-      <w:r>
-        <w:rPr>
-          <w:lang w:val="vi-VN"/>
-        </w:rPr>
-        <w:t>firstname</w:t>
-      </w:r>
-      <w:proofErr w:type="spellEnd"/>
-      <w:r>
-        <w:rPr>
-          <w:lang w:val="vi-VN"/>
-        </w:rPr>
-        <w:t xml:space="preserve"> là </w:t>
-      </w:r>
-      <w:proofErr w:type="spellStart"/>
-      <w:r>
-        <w:rPr>
-          <w:lang w:val="vi-VN"/>
-        </w:rPr>
-        <w:t>John</w:t>
-      </w:r>
-      <w:proofErr w:type="spellEnd"/>
-      <w:r>
-        <w:rPr>
-          <w:lang w:val="vi-VN"/>
-        </w:rPr>
-        <w:t xml:space="preserve"> và </w:t>
-      </w:r>
-      <w:proofErr w:type="spellStart"/>
-      <w:r>
-        <w:rPr>
-          <w:lang w:val="vi-VN"/>
-        </w:rPr>
-        <w:t>lastname</w:t>
-      </w:r>
-      <w:proofErr w:type="spellEnd"/>
-      <w:r>
-        <w:rPr>
-          <w:lang w:val="vi-VN"/>
-        </w:rPr>
-        <w:t xml:space="preserve"> là </w:t>
-      </w:r>
-      <w:proofErr w:type="spellStart"/>
-      <w:r>
-        <w:rPr>
-          <w:lang w:val="vi-VN"/>
-        </w:rPr>
-        <w:t>Doe</w:t>
-      </w:r>
-      <w:proofErr w:type="spellEnd"/>
-      <w:r>
-        <w:rPr>
-          <w:lang w:val="vi-VN"/>
-        </w:rPr>
-        <w:t xml:space="preserve">. </w:t>
-      </w:r>
-    </w:p>
-    <w:p>
-      <w:proofErr w:type="spellStart"/>
-      <w:r>
-        <w:t>Câu</w:t>
-      </w:r>
-      <w:proofErr w:type="spellEnd"/>
-      <w:r>
-        <w:t xml:space="preserve"> </w:t>
-      </w:r>
-      <w:proofErr w:type="spellStart"/>
-      <w:r>
-        <w:t>lệnh</w:t>
-      </w:r>
-      <w:proofErr w:type="spellEnd"/>
-      <w:r>
-        <w:t>:</w:t>
-      </w:r>
-    </w:p>
-    <w:p>
-      <w:proofErr w:type="spellStart"/>
-      <w:proofErr w:type="gramStart"/>
-      <w:r>
-        <w:t>db.employees</w:t>
-      </w:r>
-      <w:proofErr w:type="gramEnd"/>
-      <w:r>
-        <w:t>.</w:t>
-      </w:r>
-      <w:proofErr w:type="gramStart"/>
-      <w:r>
-        <w:t>find</w:t>
-      </w:r>
-      <w:proofErr w:type="spellEnd"/>
-      <w:r>
-        <w:t>(</w:t>
-      </w:r>
-      <w:proofErr w:type="gramEnd"/>
-      <w:r>
-        <w:t>{</w:t>
-      </w:r>
-    </w:p>
-    <w:p>
-      <w:r>
-        <w:t xml:space="preserve"> "</w:t>
-      </w:r>
-      <w:proofErr w:type="spellStart"/>
-      <w:proofErr w:type="gramStart"/>
-      <w:r>
-        <w:t>name.first</w:t>
-      </w:r>
-      <w:proofErr w:type="gramEnd"/>
-      <w:r>
-        <w:t>":"John</w:t>
-      </w:r>
-      <w:proofErr w:type="spellEnd"/>
-      <w:r>
-        <w:t>",</w:t>
-      </w:r>
-    </w:p>
-    <w:p>
-      <w:r>
-        <w:t xml:space="preserve"> "</w:t>
-      </w:r>
-      <w:proofErr w:type="spellStart"/>
-      <w:proofErr w:type="gramStart"/>
-      <w:r>
-        <w:t>name.last</w:t>
-      </w:r>
-      <w:proofErr w:type="gramEnd"/>
-      <w:r>
-        <w:t>":"Doe</w:t>
-      </w:r>
-      <w:proofErr w:type="spellEnd"/>
-      <w:r>
-        <w:t>"</w:t>
+        <w:t>Sau khi tạo index, nếu thực hiện chèn document có id trùng lặp, hệ thống sẽ phát sinh lỗi duplicate key, đảm bảo tính toàn vẹn dữ liệu.</w:t>
+      </w:r>
+    </w:p>
+    <w:p>
+      <w:r>
+        <w:rPr>
+          <w:lang w:val="vi-VN"/>
+        </w:rPr>
+        <w:t xml:space="preserve">2.4 Hãy viết lệnh để tìm document có firstname là John và lastname là Doe. </w:t>
+      </w:r>
+    </w:p>
+    <w:p>
+      <w:r>
+        <w:t>Câu lệnh:</w:t>
+      </w:r>
+    </w:p>
+    <w:p>
+      <w:r>
+        <w:t>db.employees.find({</w:t>
+      </w:r>
+    </w:p>
+    <w:p>
+      <w:r>
+        <w:t xml:space="preserve"> "name.first":"John",</w:t>
+      </w:r>
+    </w:p>
+    <w:p>
+      <w:r>
+        <w:t xml:space="preserve"> "name.last":"Doe"</w:t>
       </w:r>
     </w:p>
     <w:p>
@@ -5922,125 +3404,8 @@
       </w:r>
     </w:p>
     <w:p>
-      <w:proofErr w:type="spellStart"/>
-      <w:r>
-        <w:t>Truy</w:t>
-      </w:r>
-      <w:proofErr w:type="spellEnd"/>
-      <w:r>
-        <w:t xml:space="preserve"> </w:t>
-      </w:r>
-      <w:proofErr w:type="spellStart"/>
-      <w:r>
-        <w:t>vấn</w:t>
-      </w:r>
-      <w:proofErr w:type="spellEnd"/>
-      <w:r>
-        <w:t xml:space="preserve"> </w:t>
-      </w:r>
-      <w:proofErr w:type="spellStart"/>
-      <w:r>
-        <w:t>sử</w:t>
-      </w:r>
-      <w:proofErr w:type="spellEnd"/>
-      <w:r>
-        <w:t xml:space="preserve"> </w:t>
-      </w:r>
-      <w:proofErr w:type="spellStart"/>
-      <w:r>
-        <w:t>dụng</w:t>
-      </w:r>
-      <w:proofErr w:type="spellEnd"/>
-      <w:r>
-        <w:t xml:space="preserve"> </w:t>
-      </w:r>
-      <w:proofErr w:type="spellStart"/>
-      <w:r>
-        <w:t>cú</w:t>
-      </w:r>
-      <w:proofErr w:type="spellEnd"/>
-      <w:r>
-        <w:t xml:space="preserve"> </w:t>
-      </w:r>
-      <w:proofErr w:type="spellStart"/>
-      <w:r>
-        <w:t>pháp</w:t>
-      </w:r>
-      <w:proofErr w:type="spellEnd"/>
-      <w:r>
-        <w:t xml:space="preserve"> </w:t>
-      </w:r>
-      <w:proofErr w:type="spellStart"/>
-      <w:r>
-        <w:t>truy</w:t>
-      </w:r>
-      <w:proofErr w:type="spellEnd"/>
-      <w:r>
-        <w:t xml:space="preserve"> </w:t>
-      </w:r>
-      <w:proofErr w:type="spellStart"/>
-      <w:r>
-        <w:t>cập</w:t>
-      </w:r>
-      <w:proofErr w:type="spellEnd"/>
-      <w:r>
-        <w:t xml:space="preserve"> </w:t>
-      </w:r>
-      <w:proofErr w:type="spellStart"/>
-      <w:r>
-        <w:t>vào</w:t>
-      </w:r>
-      <w:proofErr w:type="spellEnd"/>
-      <w:r>
-        <w:t xml:space="preserve"> </w:t>
-      </w:r>
-      <w:proofErr w:type="spellStart"/>
-      <w:r>
-        <w:t>trường</w:t>
-      </w:r>
-      <w:proofErr w:type="spellEnd"/>
-      <w:r>
-        <w:t xml:space="preserve"> con </w:t>
-      </w:r>
-      <w:proofErr w:type="spellStart"/>
-      <w:r>
-        <w:t>của</w:t>
-      </w:r>
-      <w:proofErr w:type="spellEnd"/>
-      <w:r>
-        <w:t xml:space="preserve"> document </w:t>
-      </w:r>
-      <w:proofErr w:type="spellStart"/>
-      <w:r>
-        <w:t>lồng</w:t>
-      </w:r>
-      <w:proofErr w:type="spellEnd"/>
-      <w:r>
-        <w:t xml:space="preserve"> </w:t>
-      </w:r>
-      <w:proofErr w:type="spellStart"/>
-      <w:r>
-        <w:t>thông</w:t>
-      </w:r>
-      <w:proofErr w:type="spellEnd"/>
-      <w:r>
-        <w:t xml:space="preserve"> qua </w:t>
-      </w:r>
-      <w:proofErr w:type="spellStart"/>
-      <w:r>
-        <w:t>dấu</w:t>
-      </w:r>
-      <w:proofErr w:type="spellEnd"/>
-      <w:r>
-        <w:t xml:space="preserve"> </w:t>
-      </w:r>
-      <w:proofErr w:type="spellStart"/>
-      <w:r>
-        <w:t>chấm</w:t>
-      </w:r>
-      <w:proofErr w:type="spellEnd"/>
-      <w:r>
-        <w:t xml:space="preserve"> (.).</w:t>
+      <w:r>
+        <w:t>Truy vấn sử dụng cú pháp truy cập vào trường con của document lồng thông qua dấu chấm (.).</w:t>
       </w:r>
     </w:p>
     <w:p>
@@ -6052,64 +3417,20 @@
       </w:r>
     </w:p>
     <w:p>
-      <w:proofErr w:type="spellStart"/>
-      <w:r>
-        <w:t>Câu</w:t>
-      </w:r>
-      <w:proofErr w:type="spellEnd"/>
-      <w:r>
-        <w:t xml:space="preserve"> </w:t>
-      </w:r>
-      <w:proofErr w:type="spellStart"/>
-      <w:r>
-        <w:t>lệnh</w:t>
-      </w:r>
-      <w:proofErr w:type="spellEnd"/>
-      <w:r>
-        <w:t>:</w:t>
+      <w:r>
+        <w:t>Câu lệnh:</w:t>
       </w:r>
       <w:r>
         <w:br/>
       </w:r>
-      <w:proofErr w:type="spellStart"/>
-      <w:proofErr w:type="gramStart"/>
-      <w:r>
-        <w:t>db.employees</w:t>
-      </w:r>
-      <w:proofErr w:type="gramEnd"/>
-      <w:r>
-        <w:t>.</w:t>
-      </w:r>
-      <w:proofErr w:type="gramStart"/>
-      <w:r>
-        <w:t>find</w:t>
-      </w:r>
-      <w:proofErr w:type="spellEnd"/>
-      <w:r>
-        <w:t>(</w:t>
-      </w:r>
-      <w:proofErr w:type="gramEnd"/>
-      <w:r>
-        <w:t>{</w:t>
-      </w:r>
-    </w:p>
-    <w:p>
-      <w:r>
-        <w:t xml:space="preserve"> age: </w:t>
-      </w:r>
-      <w:proofErr w:type="gramStart"/>
-      <w:r>
-        <w:t>{ $</w:t>
-      </w:r>
-      <w:proofErr w:type="gramEnd"/>
-      <w:r>
-        <w:t>gt:30, $lt:</w:t>
-      </w:r>
-      <w:proofErr w:type="gramStart"/>
-      <w:r>
-        <w:t>60 }</w:t>
-      </w:r>
-      <w:proofErr w:type="gramEnd"/>
+      <w:r>
+        <w:t>db.employees.find({</w:t>
+      </w:r>
+    </w:p>
+    <w:p>
+      <w:r>
+        <w:t xml:space="preserve"> age: { $gt:30, $lt:60 }</w:t>
+      </w:r>
     </w:p>
     <w:p>
       <w:r>
@@ -6186,35 +3507,7 @@
         <w:rPr>
           <w:lang w:val="vi-VN"/>
         </w:rPr>
-        <w:t>$</w:t>
-      </w:r>
-      <w:proofErr w:type="spellStart"/>
-      <w:r>
-        <w:rPr>
-          <w:lang w:val="vi-VN"/>
-        </w:rPr>
-        <w:t>gt</w:t>
-      </w:r>
-      <w:proofErr w:type="spellEnd"/>
-      <w:r>
-        <w:rPr>
-          <w:lang w:val="vi-VN"/>
-        </w:rPr>
-        <w:t xml:space="preserve">: </w:t>
-      </w:r>
-      <w:proofErr w:type="spellStart"/>
-      <w:r>
-        <w:rPr>
-          <w:lang w:val="vi-VN"/>
-        </w:rPr>
-        <w:t>greater</w:t>
-      </w:r>
-      <w:proofErr w:type="spellEnd"/>
-      <w:r>
-        <w:rPr>
-          <w:lang w:val="vi-VN"/>
-        </w:rPr>
-        <w:t xml:space="preserve"> than</w:t>
+        <w:t>$gt: greater than</w:t>
       </w:r>
     </w:p>
     <w:p>
@@ -6231,404 +3524,54 @@
         <w:rPr>
           <w:lang w:val="vi-VN"/>
         </w:rPr>
-        <w:t>$</w:t>
-      </w:r>
-      <w:proofErr w:type="spellStart"/>
-      <w:r>
-        <w:rPr>
-          <w:lang w:val="vi-VN"/>
-        </w:rPr>
-        <w:t>lt</w:t>
-      </w:r>
-      <w:proofErr w:type="spellEnd"/>
-      <w:r>
-        <w:rPr>
-          <w:lang w:val="vi-VN"/>
-        </w:rPr>
-        <w:t xml:space="preserve">: </w:t>
-      </w:r>
-      <w:proofErr w:type="spellStart"/>
-      <w:r>
-        <w:rPr>
-          <w:lang w:val="vi-VN"/>
-        </w:rPr>
-        <w:t>less</w:t>
-      </w:r>
-      <w:proofErr w:type="spellEnd"/>
-      <w:r>
-        <w:rPr>
-          <w:lang w:val="vi-VN"/>
-        </w:rPr>
-        <w:t xml:space="preserve"> than</w:t>
-      </w:r>
-    </w:p>
-    <w:p>
-      <w:pPr>
-        <w:rPr>
-          <w:lang w:val="vi-VN"/>
-        </w:rPr>
-      </w:pPr>
-      <w:r>
-        <w:rPr>
-          <w:lang w:val="vi-VN"/>
-        </w:rPr>
-        <w:t xml:space="preserve">2.6 Thêm các </w:t>
-      </w:r>
-      <w:proofErr w:type="spellStart"/>
-      <w:r>
-        <w:rPr>
-          <w:lang w:val="vi-VN"/>
-        </w:rPr>
-        <w:t>document</w:t>
-      </w:r>
-      <w:proofErr w:type="spellEnd"/>
-      <w:r>
-        <w:rPr>
-          <w:lang w:val="vi-VN"/>
-        </w:rPr>
-        <w:t xml:space="preserve"> sau đây vào </w:t>
-      </w:r>
-      <w:proofErr w:type="spellStart"/>
-      <w:r>
-        <w:rPr>
-          <w:lang w:val="vi-VN"/>
-        </w:rPr>
-        <w:t>collection</w:t>
-      </w:r>
-      <w:proofErr w:type="spellEnd"/>
-      <w:r>
-        <w:rPr>
-          <w:lang w:val="vi-VN"/>
-        </w:rPr>
-        <w:t>: </w:t>
-      </w:r>
-    </w:p>
-    <w:p>
-      <w:r>
-        <w:rPr>
-          <w:lang w:val="vi-VN"/>
-        </w:rPr>
-        <w:t>{"id":5,"name":{"</w:t>
-      </w:r>
-      <w:proofErr w:type="spellStart"/>
-      <w:r>
-        <w:rPr>
-          <w:lang w:val="vi-VN"/>
-        </w:rPr>
-        <w:t>first</w:t>
-      </w:r>
-      <w:proofErr w:type="spellEnd"/>
-      <w:r>
-        <w:rPr>
-          <w:lang w:val="vi-VN"/>
-        </w:rPr>
-        <w:t>":"</w:t>
-      </w:r>
-      <w:proofErr w:type="spellStart"/>
-      <w:r>
-        <w:rPr>
-          <w:lang w:val="vi-VN"/>
-        </w:rPr>
-        <w:t>Rooney</w:t>
-      </w:r>
-      <w:proofErr w:type="spellEnd"/>
-      <w:r>
-        <w:rPr>
-          <w:lang w:val="vi-VN"/>
-        </w:rPr>
-        <w:t>", "</w:t>
-      </w:r>
-      <w:proofErr w:type="spellStart"/>
-      <w:r>
-        <w:rPr>
-          <w:lang w:val="vi-VN"/>
-        </w:rPr>
-        <w:t>middle</w:t>
-      </w:r>
-      <w:proofErr w:type="spellEnd"/>
-      <w:r>
-        <w:rPr>
-          <w:lang w:val="vi-VN"/>
-        </w:rPr>
-        <w:t>":"K", "</w:t>
-      </w:r>
-      <w:proofErr w:type="spellStart"/>
-      <w:r>
-        <w:rPr>
-          <w:lang w:val="vi-VN"/>
-        </w:rPr>
-        <w:t>last</w:t>
-      </w:r>
-      <w:proofErr w:type="spellEnd"/>
-      <w:r>
-        <w:rPr>
-          <w:lang w:val="vi-VN"/>
-        </w:rPr>
-        <w:t>":"A"},"age":30} {"id":6,"name":{"</w:t>
-      </w:r>
-      <w:proofErr w:type="spellStart"/>
-      <w:r>
-        <w:rPr>
-          <w:lang w:val="vi-VN"/>
-        </w:rPr>
-        <w:t>first</w:t>
-      </w:r>
-      <w:proofErr w:type="spellEnd"/>
-      <w:r>
-        <w:rPr>
-          <w:lang w:val="vi-VN"/>
-        </w:rPr>
-        <w:t>":"</w:t>
-      </w:r>
-      <w:proofErr w:type="spellStart"/>
-      <w:r>
-        <w:rPr>
-          <w:lang w:val="vi-VN"/>
-        </w:rPr>
-        <w:t>Ronaldo</w:t>
-      </w:r>
-      <w:proofErr w:type="spellEnd"/>
-      <w:r>
-        <w:rPr>
-          <w:lang w:val="vi-VN"/>
-        </w:rPr>
-        <w:t>", "</w:t>
-      </w:r>
-      <w:proofErr w:type="spellStart"/>
-      <w:r>
-        <w:rPr>
-          <w:lang w:val="vi-VN"/>
-        </w:rPr>
-        <w:t>middle</w:t>
-      </w:r>
-      <w:proofErr w:type="spellEnd"/>
-      <w:r>
-        <w:rPr>
-          <w:lang w:val="vi-VN"/>
-        </w:rPr>
-        <w:t>":"T", "</w:t>
-      </w:r>
-      <w:proofErr w:type="spellStart"/>
-      <w:r>
-        <w:rPr>
-          <w:lang w:val="vi-VN"/>
-        </w:rPr>
-        <w:t>last</w:t>
-      </w:r>
-      <w:proofErr w:type="spellEnd"/>
-      <w:r>
-        <w:rPr>
-          <w:lang w:val="vi-VN"/>
-        </w:rPr>
-        <w:t xml:space="preserve">":"B"},"age":60} Sau đó viết lệnh để tìm tất cả các </w:t>
-      </w:r>
-      <w:proofErr w:type="spellStart"/>
-      <w:r>
-        <w:rPr>
-          <w:lang w:val="vi-VN"/>
-        </w:rPr>
-        <w:t>document</w:t>
-      </w:r>
-      <w:proofErr w:type="spellEnd"/>
-      <w:r>
-        <w:rPr>
-          <w:lang w:val="vi-VN"/>
-        </w:rPr>
-        <w:t xml:space="preserve"> có </w:t>
-      </w:r>
-      <w:proofErr w:type="spellStart"/>
-      <w:r>
-        <w:rPr>
-          <w:lang w:val="vi-VN"/>
-        </w:rPr>
-        <w:t>middle</w:t>
-      </w:r>
-      <w:proofErr w:type="spellEnd"/>
-      <w:r>
-        <w:rPr>
-          <w:lang w:val="vi-VN"/>
-        </w:rPr>
-        <w:t xml:space="preserve"> </w:t>
-      </w:r>
-      <w:proofErr w:type="spellStart"/>
-      <w:r>
-        <w:rPr>
-          <w:lang w:val="vi-VN"/>
-        </w:rPr>
-        <w:t>name</w:t>
-      </w:r>
-      <w:proofErr w:type="spellEnd"/>
-      <w:r>
-        <w:rPr>
-          <w:lang w:val="vi-VN"/>
-        </w:rPr>
-        <w:t>.</w:t>
-      </w:r>
-    </w:p>
-    <w:p>
-      <w:proofErr w:type="spellStart"/>
-      <w:r>
-        <w:t>Câu</w:t>
-      </w:r>
-      <w:proofErr w:type="spellEnd"/>
-      <w:r>
-        <w:t xml:space="preserve"> </w:t>
-      </w:r>
-      <w:proofErr w:type="spellStart"/>
-      <w:r>
-        <w:t>lệnh</w:t>
-      </w:r>
-      <w:proofErr w:type="spellEnd"/>
-      <w:r>
-        <w:t xml:space="preserve"> </w:t>
-      </w:r>
-      <w:proofErr w:type="spellStart"/>
-      <w:r>
-        <w:t>để</w:t>
-      </w:r>
-      <w:proofErr w:type="spellEnd"/>
-      <w:r>
-        <w:t xml:space="preserve"> </w:t>
-      </w:r>
-      <w:proofErr w:type="spellStart"/>
-      <w:r>
-        <w:t>thêm</w:t>
-      </w:r>
-      <w:proofErr w:type="spellEnd"/>
-      <w:r>
-        <w:t xml:space="preserve"> </w:t>
-      </w:r>
-      <w:r>
-        <w:t xml:space="preserve">document </w:t>
-      </w:r>
-      <w:proofErr w:type="spellStart"/>
-      <w:r>
-        <w:t>có</w:t>
-      </w:r>
-      <w:proofErr w:type="spellEnd"/>
-      <w:r>
-        <w:t xml:space="preserve"> middle name</w:t>
+        <w:t>$lt: less than</w:t>
+      </w:r>
+    </w:p>
+    <w:p>
+      <w:pPr>
+        <w:rPr>
+          <w:lang w:val="vi-VN"/>
+        </w:rPr>
+      </w:pPr>
+      <w:r>
+        <w:rPr>
+          <w:lang w:val="vi-VN"/>
+        </w:rPr>
+        <w:t>2.6 Thêm các document sau đây vào collection: </w:t>
+      </w:r>
+    </w:p>
+    <w:p>
+      <w:r>
+        <w:rPr>
+          <w:lang w:val="vi-VN"/>
+        </w:rPr>
+        <w:t>{"id":5,"name":{"first":"Rooney", "middle":"K", "last":"A"},"age":30} {"id":6,"name":{"first":"Ronaldo", "middle":"T", "last":"B"},"age":60} Sau đó viết lệnh để tìm tất cả các document có middle name.</w:t>
+      </w:r>
+    </w:p>
+    <w:p>
+      <w:r>
+        <w:t xml:space="preserve">Câu lệnh để thêm </w:t>
+      </w:r>
+      <w:r>
+        <w:t>document có middle name</w:t>
       </w:r>
       <w:r>
         <w:t>:</w:t>
       </w:r>
     </w:p>
     <w:p>
-      <w:proofErr w:type="spellStart"/>
-      <w:proofErr w:type="gramStart"/>
-      <w:r>
-        <w:t>db.employees</w:t>
-      </w:r>
-      <w:proofErr w:type="gramEnd"/>
-      <w:r>
-        <w:t>.</w:t>
-      </w:r>
-      <w:proofErr w:type="gramStart"/>
-      <w:r>
-        <w:t>insertMany</w:t>
-      </w:r>
-      <w:proofErr w:type="spellEnd"/>
-      <w:r>
-        <w:t>(</w:t>
-      </w:r>
-      <w:proofErr w:type="gramEnd"/>
-      <w:r>
-        <w:t>[</w:t>
-      </w:r>
-    </w:p>
-    <w:p>
-      <w:r>
-        <w:t xml:space="preserve"> {id:</w:t>
-      </w:r>
-      <w:proofErr w:type="gramStart"/>
-      <w:r>
-        <w:t>5,name</w:t>
-      </w:r>
-      <w:proofErr w:type="gramEnd"/>
-      <w:r>
-        <w:t>:{</w:t>
-      </w:r>
-      <w:proofErr w:type="spellStart"/>
-      <w:r>
-        <w:t>first:"Rooney</w:t>
-      </w:r>
-      <w:proofErr w:type="gramStart"/>
-      <w:r>
-        <w:t>",middle</w:t>
-      </w:r>
-      <w:proofErr w:type="gramEnd"/>
-      <w:r>
-        <w:t>:"K</w:t>
-      </w:r>
-      <w:proofErr w:type="gramStart"/>
-      <w:r>
-        <w:t>",last</w:t>
-      </w:r>
-      <w:proofErr w:type="gramEnd"/>
-      <w:r>
-        <w:t>:"A</w:t>
-      </w:r>
-      <w:proofErr w:type="spellEnd"/>
-      <w:r>
-        <w:t>"</w:t>
-      </w:r>
-      <w:proofErr w:type="gramStart"/>
-      <w:r>
-        <w:t>},age</w:t>
-      </w:r>
-      <w:proofErr w:type="gramEnd"/>
-      <w:r>
-        <w:t>:</w:t>
-      </w:r>
-      <w:proofErr w:type="gramStart"/>
-      <w:r>
-        <w:t>30},</w:t>
-      </w:r>
-      <w:proofErr w:type="gramEnd"/>
-    </w:p>
-    <w:p>
-      <w:r>
-        <w:t xml:space="preserve"> {id:</w:t>
-      </w:r>
-      <w:proofErr w:type="gramStart"/>
-      <w:r>
-        <w:t>6,name</w:t>
-      </w:r>
-      <w:proofErr w:type="gramEnd"/>
-      <w:r>
-        <w:t>:{</w:t>
-      </w:r>
-      <w:proofErr w:type="spellStart"/>
-      <w:r>
-        <w:t>first:"Ronaldo</w:t>
-      </w:r>
-      <w:proofErr w:type="gramStart"/>
-      <w:r>
-        <w:t>",middle</w:t>
-      </w:r>
-      <w:proofErr w:type="gramEnd"/>
-      <w:r>
-        <w:t>:"T</w:t>
-      </w:r>
-      <w:proofErr w:type="gramStart"/>
-      <w:r>
-        <w:t>",last</w:t>
-      </w:r>
-      <w:proofErr w:type="gramEnd"/>
-      <w:r>
-        <w:t>:"B</w:t>
-      </w:r>
-      <w:proofErr w:type="spellEnd"/>
-      <w:r>
-        <w:t>"</w:t>
-      </w:r>
-      <w:proofErr w:type="gramStart"/>
-      <w:r>
-        <w:t>},age</w:t>
-      </w:r>
-      <w:proofErr w:type="gramEnd"/>
-      <w:r>
-        <w:t>:60}</w:t>
+      <w:r>
+        <w:t>db.employees.insertMany([</w:t>
+      </w:r>
+    </w:p>
+    <w:p>
+      <w:r>
+        <w:t xml:space="preserve"> {id:5,name:{first:"Rooney",middle:"K",last:"A"},age:30},</w:t>
+      </w:r>
+    </w:p>
+    <w:p>
+      <w:r>
+        <w:t xml:space="preserve"> {id:6,name:{first:"Ronaldo",middle:"T",last:"B"},age:60}</w:t>
       </w:r>
     </w:p>
     <w:p>
@@ -6680,104 +3623,21 @@
       </w:r>
     </w:p>
     <w:p>
-      <w:proofErr w:type="spellStart"/>
-      <w:r>
-        <w:t>Câu</w:t>
-      </w:r>
-      <w:proofErr w:type="spellEnd"/>
-      <w:r>
-        <w:t xml:space="preserve"> </w:t>
-      </w:r>
-      <w:proofErr w:type="spellStart"/>
-      <w:r>
-        <w:t>lệnh</w:t>
-      </w:r>
-      <w:proofErr w:type="spellEnd"/>
-      <w:r>
-        <w:t xml:space="preserve"> </w:t>
-      </w:r>
-      <w:proofErr w:type="spellStart"/>
-      <w:r>
-        <w:t>để</w:t>
-      </w:r>
-      <w:proofErr w:type="spellEnd"/>
-      <w:r>
-        <w:t xml:space="preserve"> </w:t>
-      </w:r>
-      <w:proofErr w:type="spellStart"/>
-      <w:r>
-        <w:t>tìm</w:t>
-      </w:r>
-      <w:proofErr w:type="spellEnd"/>
-      <w:r>
-        <w:t xml:space="preserve"> </w:t>
-      </w:r>
-      <w:proofErr w:type="spellStart"/>
-      <w:r>
-        <w:t>các</w:t>
-      </w:r>
-      <w:proofErr w:type="spellEnd"/>
-      <w:r>
-        <w:t xml:space="preserve"> document </w:t>
-      </w:r>
-      <w:proofErr w:type="spellStart"/>
-      <w:r>
-        <w:t>có</w:t>
-      </w:r>
-      <w:proofErr w:type="spellEnd"/>
-      <w:r>
-        <w:t xml:space="preserve"> middle name:</w:t>
-      </w:r>
-    </w:p>
-    <w:p>
-      <w:proofErr w:type="spellStart"/>
-      <w:proofErr w:type="gramStart"/>
-      <w:r>
-        <w:t>db.employees</w:t>
-      </w:r>
-      <w:proofErr w:type="gramEnd"/>
-      <w:r>
-        <w:t>.</w:t>
-      </w:r>
-      <w:proofErr w:type="gramStart"/>
-      <w:r>
-        <w:t>find</w:t>
-      </w:r>
-      <w:proofErr w:type="spellEnd"/>
-      <w:r>
-        <w:t>(</w:t>
-      </w:r>
-      <w:proofErr w:type="gramEnd"/>
-      <w:r>
-        <w:t>{</w:t>
-      </w:r>
-    </w:p>
-    <w:p>
-      <w:r>
-        <w:t xml:space="preserve"> "</w:t>
-      </w:r>
-      <w:proofErr w:type="spellStart"/>
-      <w:proofErr w:type="gramStart"/>
-      <w:r>
-        <w:t>name.middle</w:t>
-      </w:r>
-      <w:proofErr w:type="spellEnd"/>
-      <w:proofErr w:type="gramEnd"/>
-      <w:r>
-        <w:t xml:space="preserve">": </w:t>
-      </w:r>
-      <w:proofErr w:type="gramStart"/>
-      <w:r>
-        <w:t>{ $</w:t>
-      </w:r>
-      <w:proofErr w:type="spellStart"/>
-      <w:r>
-        <w:t>exists:true</w:t>
-      </w:r>
-      <w:proofErr w:type="spellEnd"/>
-      <w:proofErr w:type="gramEnd"/>
-      <w:r>
-        <w:t xml:space="preserve"> }</w:t>
+      <w:r>
+        <w:t xml:space="preserve">Câu lệnh để tìm </w:t>
+      </w:r>
+      <w:r>
+        <w:t>các document có middle name:</w:t>
+      </w:r>
+    </w:p>
+    <w:p>
+      <w:r>
+        <w:t>db.employees.find({</w:t>
+      </w:r>
+    </w:p>
+    <w:p>
+      <w:r>
+        <w:t xml:space="preserve"> "name.middle": { $exists:true }</w:t>
       </w:r>
     </w:p>
     <w:p>
@@ -6829,310 +3689,37 @@
       </w:r>
     </w:p>
     <w:p>
-      <w:proofErr w:type="spellStart"/>
-      <w:r>
-        <w:t>Toán</w:t>
-      </w:r>
-      <w:proofErr w:type="spellEnd"/>
-      <w:r>
-        <w:t xml:space="preserve"> </w:t>
-      </w:r>
-      <w:proofErr w:type="spellStart"/>
-      <w:r>
-        <w:t>tử</w:t>
-      </w:r>
-      <w:proofErr w:type="spellEnd"/>
-      <w:r>
-        <w:t xml:space="preserve"> $exists </w:t>
-      </w:r>
-      <w:proofErr w:type="spellStart"/>
-      <w:r>
-        <w:t>cho</w:t>
-      </w:r>
-      <w:proofErr w:type="spellEnd"/>
-      <w:r>
-        <w:t xml:space="preserve"> </w:t>
-      </w:r>
-      <w:proofErr w:type="spellStart"/>
-      <w:r>
-        <w:t>phép</w:t>
-      </w:r>
-      <w:proofErr w:type="spellEnd"/>
-      <w:r>
-        <w:t xml:space="preserve"> </w:t>
-      </w:r>
-      <w:proofErr w:type="spellStart"/>
-      <w:r>
-        <w:t>kiểm</w:t>
-      </w:r>
-      <w:proofErr w:type="spellEnd"/>
-      <w:r>
-        <w:t xml:space="preserve"> </w:t>
-      </w:r>
-      <w:proofErr w:type="spellStart"/>
-      <w:r>
-        <w:t>tra</w:t>
-      </w:r>
-      <w:proofErr w:type="spellEnd"/>
-      <w:r>
-        <w:t xml:space="preserve"> </w:t>
-      </w:r>
-      <w:proofErr w:type="spellStart"/>
-      <w:r>
-        <w:t>sự</w:t>
-      </w:r>
-      <w:proofErr w:type="spellEnd"/>
-      <w:r>
-        <w:t xml:space="preserve"> </w:t>
-      </w:r>
-      <w:proofErr w:type="spellStart"/>
-      <w:r>
-        <w:t>tồn</w:t>
-      </w:r>
-      <w:proofErr w:type="spellEnd"/>
-      <w:r>
-        <w:t xml:space="preserve"> </w:t>
-      </w:r>
-      <w:proofErr w:type="spellStart"/>
-      <w:r>
-        <w:t>tại</w:t>
-      </w:r>
-      <w:proofErr w:type="spellEnd"/>
-      <w:r>
-        <w:t xml:space="preserve"> </w:t>
-      </w:r>
-      <w:proofErr w:type="spellStart"/>
-      <w:r>
-        <w:t>của</w:t>
-      </w:r>
-      <w:proofErr w:type="spellEnd"/>
-      <w:r>
-        <w:t xml:space="preserve"> </w:t>
-      </w:r>
-      <w:proofErr w:type="spellStart"/>
-      <w:r>
-        <w:t>một</w:t>
-      </w:r>
-      <w:proofErr w:type="spellEnd"/>
-      <w:r>
-        <w:t xml:space="preserve"> </w:t>
-      </w:r>
-      <w:proofErr w:type="spellStart"/>
-      <w:r>
-        <w:t>trường</w:t>
-      </w:r>
-      <w:proofErr w:type="spellEnd"/>
-      <w:r>
-        <w:t xml:space="preserve"> </w:t>
-      </w:r>
-      <w:proofErr w:type="spellStart"/>
-      <w:r>
-        <w:t>trong</w:t>
-      </w:r>
-      <w:proofErr w:type="spellEnd"/>
-      <w:r>
-        <w:t xml:space="preserve"> document.</w:t>
-      </w:r>
-    </w:p>
-    <w:p>
-      <w:r>
-        <w:rPr>
-          <w:lang w:val="vi-VN"/>
-        </w:rPr>
-        <w:t xml:space="preserve">2.7 Cho rằng là những </w:t>
-      </w:r>
-      <w:proofErr w:type="spellStart"/>
-      <w:r>
-        <w:rPr>
-          <w:lang w:val="vi-VN"/>
-        </w:rPr>
-        <w:t>document</w:t>
-      </w:r>
-      <w:proofErr w:type="spellEnd"/>
-      <w:r>
-        <w:rPr>
-          <w:lang w:val="vi-VN"/>
-        </w:rPr>
-        <w:t xml:space="preserve"> nào đang có </w:t>
-      </w:r>
-      <w:proofErr w:type="spellStart"/>
-      <w:r>
-        <w:rPr>
-          <w:lang w:val="vi-VN"/>
-        </w:rPr>
-        <w:t>middle</w:t>
-      </w:r>
-      <w:proofErr w:type="spellEnd"/>
-      <w:r>
-        <w:rPr>
-          <w:lang w:val="vi-VN"/>
-        </w:rPr>
-        <w:t xml:space="preserve"> </w:t>
-      </w:r>
-      <w:proofErr w:type="spellStart"/>
-      <w:r>
-        <w:rPr>
-          <w:lang w:val="vi-VN"/>
-        </w:rPr>
-        <w:t>name</w:t>
-      </w:r>
-      <w:proofErr w:type="spellEnd"/>
-      <w:r>
-        <w:rPr>
-          <w:lang w:val="vi-VN"/>
-        </w:rPr>
-        <w:t xml:space="preserve"> là không đúng, hãy </w:t>
-      </w:r>
-      <w:proofErr w:type="spellStart"/>
-      <w:r>
-        <w:rPr>
-          <w:lang w:val="vi-VN"/>
-        </w:rPr>
-        <w:t>xoá</w:t>
-      </w:r>
-      <w:proofErr w:type="spellEnd"/>
-      <w:r>
-        <w:rPr>
-          <w:lang w:val="vi-VN"/>
-        </w:rPr>
-        <w:t xml:space="preserve"> </w:t>
-      </w:r>
-      <w:proofErr w:type="spellStart"/>
-      <w:r>
-        <w:rPr>
-          <w:lang w:val="vi-VN"/>
-        </w:rPr>
-        <w:t>middle</w:t>
-      </w:r>
-      <w:proofErr w:type="spellEnd"/>
-      <w:r>
-        <w:rPr>
-          <w:lang w:val="vi-VN"/>
-        </w:rPr>
-        <w:t xml:space="preserve">  </w:t>
-      </w:r>
-      <w:proofErr w:type="spellStart"/>
-      <w:r>
-        <w:rPr>
-          <w:lang w:val="vi-VN"/>
-        </w:rPr>
-        <w:t>name</w:t>
-      </w:r>
-      <w:proofErr w:type="spellEnd"/>
-      <w:r>
-        <w:rPr>
-          <w:lang w:val="vi-VN"/>
-        </w:rPr>
-        <w:t xml:space="preserve"> ra khỏi các </w:t>
-      </w:r>
-      <w:proofErr w:type="spellStart"/>
-      <w:r>
-        <w:rPr>
-          <w:lang w:val="vi-VN"/>
-        </w:rPr>
-        <w:t>document</w:t>
-      </w:r>
-      <w:proofErr w:type="spellEnd"/>
-      <w:r>
-        <w:rPr>
-          <w:lang w:val="vi-VN"/>
-        </w:rPr>
-        <w:t xml:space="preserve"> đó. </w:t>
-      </w:r>
-    </w:p>
-    <w:p>
-      <w:proofErr w:type="spellStart"/>
-      <w:r>
-        <w:t>Câu</w:t>
-      </w:r>
-      <w:proofErr w:type="spellEnd"/>
-      <w:r>
-        <w:t xml:space="preserve"> </w:t>
-      </w:r>
-      <w:proofErr w:type="spellStart"/>
-      <w:r>
-        <w:t>lệnh</w:t>
-      </w:r>
-      <w:proofErr w:type="spellEnd"/>
-      <w:r>
-        <w:t>:</w:t>
-      </w:r>
-    </w:p>
-    <w:p>
-      <w:proofErr w:type="spellStart"/>
-      <w:proofErr w:type="gramStart"/>
-      <w:r>
-        <w:t>db.employees</w:t>
-      </w:r>
-      <w:proofErr w:type="gramEnd"/>
-      <w:r>
-        <w:t>.</w:t>
-      </w:r>
-      <w:proofErr w:type="gramStart"/>
-      <w:r>
-        <w:t>updateMany</w:t>
-      </w:r>
-      <w:proofErr w:type="spellEnd"/>
-      <w:r>
-        <w:t>(</w:t>
-      </w:r>
-      <w:proofErr w:type="gramEnd"/>
-    </w:p>
-    <w:p>
-      <w:r>
-        <w:t xml:space="preserve"> {"</w:t>
-      </w:r>
-      <w:proofErr w:type="spellStart"/>
-      <w:proofErr w:type="gramStart"/>
-      <w:r>
-        <w:t>name.middle</w:t>
-      </w:r>
-      <w:proofErr w:type="spellEnd"/>
-      <w:r>
-        <w:t>":{</w:t>
-      </w:r>
-      <w:proofErr w:type="gramEnd"/>
-      <w:r>
-        <w:t>$</w:t>
-      </w:r>
-      <w:proofErr w:type="spellStart"/>
-      <w:proofErr w:type="gramStart"/>
-      <w:r>
-        <w:t>exists:true</w:t>
-      </w:r>
-      <w:proofErr w:type="spellEnd"/>
-      <w:proofErr w:type="gramEnd"/>
-      <w:r>
-        <w:t>}},</w:t>
-      </w:r>
-    </w:p>
-    <w:p>
-      <w:r>
-        <w:t xml:space="preserve"> {$</w:t>
-      </w:r>
-      <w:proofErr w:type="gramStart"/>
-      <w:r>
-        <w:t>unset:{</w:t>
-      </w:r>
-      <w:proofErr w:type="gramEnd"/>
-      <w:r>
-        <w:t>"</w:t>
-      </w:r>
-      <w:proofErr w:type="spellStart"/>
-      <w:proofErr w:type="gramStart"/>
-      <w:r>
-        <w:t>name.middle</w:t>
-      </w:r>
-      <w:proofErr w:type="spellEnd"/>
-      <w:proofErr w:type="gramEnd"/>
-      <w:r>
-        <w:t>":</w:t>
-      </w:r>
-      <w:proofErr w:type="gramStart"/>
-      <w:r>
-        <w:t>""}}</w:t>
-      </w:r>
-      <w:proofErr w:type="gramEnd"/>
+      <w:r>
+        <w:t>Toán tử $exists cho phép kiểm tra sự tồn tại của một trường trong document.</w:t>
+      </w:r>
+    </w:p>
+    <w:p>
+      <w:r>
+        <w:rPr>
+          <w:lang w:val="vi-VN"/>
+        </w:rPr>
+        <w:t>2.7 Cho rằng là những document nào đang có middle name là không đúng, hãy xoá middle  name ra khỏi các document đó. </w:t>
+      </w:r>
+    </w:p>
+    <w:p>
+      <w:r>
+        <w:t>Câu lệnh:</w:t>
+      </w:r>
+    </w:p>
+    <w:p>
+      <w:r>
+        <w:t>db.employees.updateMany(</w:t>
+      </w:r>
+    </w:p>
+    <w:p>
+      <w:r>
+        <w:t xml:space="preserve"> {"name.middle":{$exists:true}},</w:t>
+      </w:r>
+    </w:p>
+    <w:p>
+      <w:r>
+        <w:t xml:space="preserve"> {$unset:{"name.middle":""}}</w:t>
+      </w:r>
     </w:p>
     <w:p>
       <w:r>
@@ -7183,196 +3770,27 @@
       </w:r>
     </w:p>
     <w:p>
-      <w:proofErr w:type="spellStart"/>
-      <w:r>
-        <w:t>Toán</w:t>
-      </w:r>
-      <w:proofErr w:type="spellEnd"/>
-      <w:r>
-        <w:t xml:space="preserve"> </w:t>
-      </w:r>
-      <w:proofErr w:type="spellStart"/>
-      <w:r>
-        <w:t>tử</w:t>
-      </w:r>
-      <w:proofErr w:type="spellEnd"/>
-      <w:r>
-        <w:t xml:space="preserve"> $unset </w:t>
-      </w:r>
-      <w:proofErr w:type="spellStart"/>
-      <w:r>
-        <w:t>được</w:t>
-      </w:r>
-      <w:proofErr w:type="spellEnd"/>
-      <w:r>
-        <w:t xml:space="preserve"> </w:t>
-      </w:r>
-      <w:proofErr w:type="spellStart"/>
-      <w:r>
-        <w:t>sử</w:t>
-      </w:r>
-      <w:proofErr w:type="spellEnd"/>
-      <w:r>
-        <w:t xml:space="preserve"> </w:t>
-      </w:r>
-      <w:proofErr w:type="spellStart"/>
-      <w:r>
-        <w:t>dụng</w:t>
-      </w:r>
-      <w:proofErr w:type="spellEnd"/>
-      <w:r>
-        <w:t xml:space="preserve"> </w:t>
-      </w:r>
-      <w:proofErr w:type="spellStart"/>
-      <w:r>
-        <w:t>để</w:t>
-      </w:r>
-      <w:proofErr w:type="spellEnd"/>
-      <w:r>
-        <w:t xml:space="preserve"> </w:t>
-      </w:r>
-      <w:proofErr w:type="spellStart"/>
-      <w:r>
-        <w:t>loại</w:t>
-      </w:r>
-      <w:proofErr w:type="spellEnd"/>
-      <w:r>
-        <w:t xml:space="preserve"> </w:t>
-      </w:r>
-      <w:proofErr w:type="spellStart"/>
-      <w:r>
-        <w:t>bỏ</w:t>
-      </w:r>
-      <w:proofErr w:type="spellEnd"/>
-      <w:r>
-        <w:t xml:space="preserve"> </w:t>
-      </w:r>
-      <w:proofErr w:type="spellStart"/>
-      <w:r>
-        <w:t>một</w:t>
-      </w:r>
-      <w:proofErr w:type="spellEnd"/>
-      <w:r>
-        <w:t xml:space="preserve"> </w:t>
-      </w:r>
-      <w:proofErr w:type="spellStart"/>
-      <w:r>
-        <w:t>trường</w:t>
-      </w:r>
-      <w:proofErr w:type="spellEnd"/>
-      <w:r>
-        <w:t xml:space="preserve"> </w:t>
-      </w:r>
-      <w:proofErr w:type="spellStart"/>
-      <w:r>
-        <w:t>khỏi</w:t>
-      </w:r>
-      <w:proofErr w:type="spellEnd"/>
-      <w:r>
-        <w:t xml:space="preserve"> document.</w:t>
-      </w:r>
-    </w:p>
-    <w:p>
-      <w:r>
-        <w:rPr>
-          <w:lang w:val="vi-VN"/>
-        </w:rPr>
-        <w:t xml:space="preserve">2.8 Hãy thêm trường dữ liệu </w:t>
-      </w:r>
-      <w:proofErr w:type="spellStart"/>
-      <w:r>
-        <w:rPr>
-          <w:lang w:val="vi-VN"/>
-        </w:rPr>
-        <w:t>organization</w:t>
-      </w:r>
-      <w:proofErr w:type="spellEnd"/>
-      <w:r>
-        <w:rPr>
-          <w:lang w:val="vi-VN"/>
-        </w:rPr>
-        <w:t xml:space="preserve">: "UIT" vào tất cả các </w:t>
-      </w:r>
-      <w:proofErr w:type="spellStart"/>
-      <w:r>
-        <w:rPr>
-          <w:lang w:val="vi-VN"/>
-        </w:rPr>
-        <w:t>document</w:t>
-      </w:r>
-      <w:proofErr w:type="spellEnd"/>
-      <w:r>
-        <w:rPr>
-          <w:lang w:val="vi-VN"/>
-        </w:rPr>
-        <w:t xml:space="preserve"> trong </w:t>
-      </w:r>
-      <w:proofErr w:type="spellStart"/>
-      <w:r>
-        <w:rPr>
-          <w:lang w:val="vi-VN"/>
-        </w:rPr>
-        <w:t>employees</w:t>
-      </w:r>
-      <w:proofErr w:type="spellEnd"/>
-      <w:r>
-        <w:rPr>
-          <w:lang w:val="vi-VN"/>
-        </w:rPr>
-        <w:t xml:space="preserve">  </w:t>
-      </w:r>
-      <w:proofErr w:type="spellStart"/>
-      <w:r>
-        <w:rPr>
-          <w:lang w:val="vi-VN"/>
-        </w:rPr>
-        <w:t>collection</w:t>
-      </w:r>
-      <w:proofErr w:type="spellEnd"/>
-      <w:r>
-        <w:rPr>
-          <w:lang w:val="vi-VN"/>
-        </w:rPr>
-        <w:t>. </w:t>
-      </w:r>
-    </w:p>
-    <w:p>
-      <w:proofErr w:type="spellStart"/>
-      <w:r>
-        <w:t>Câu</w:t>
-      </w:r>
-      <w:proofErr w:type="spellEnd"/>
-      <w:r>
-        <w:t xml:space="preserve"> </w:t>
-      </w:r>
-      <w:proofErr w:type="spellStart"/>
-      <w:r>
-        <w:t>lệnh</w:t>
-      </w:r>
-      <w:proofErr w:type="spellEnd"/>
-      <w:r>
-        <w:t>:</w:t>
-      </w:r>
-    </w:p>
-    <w:p>
-      <w:proofErr w:type="spellStart"/>
-      <w:proofErr w:type="gramStart"/>
-      <w:r>
-        <w:t>db.employees</w:t>
-      </w:r>
-      <w:proofErr w:type="gramEnd"/>
-      <w:r>
-        <w:t>.</w:t>
-      </w:r>
-      <w:proofErr w:type="gramStart"/>
-      <w:r>
-        <w:t>updateMany</w:t>
-      </w:r>
-      <w:proofErr w:type="spellEnd"/>
-      <w:r>
-        <w:t>(</w:t>
-      </w:r>
-      <w:proofErr w:type="gramEnd"/>
+      <w:r>
+        <w:t>Toán tử $unset được sử dụng để loại bỏ một trường khỏi document.</w:t>
+      </w:r>
+    </w:p>
+    <w:p>
+      <w:r>
+        <w:rPr>
+          <w:lang w:val="vi-VN"/>
+        </w:rPr>
+        <w:t>2.8 Hãy thêm trường dữ liệu organization: "UIT" vào tất cả các document trong employees  collection. </w:t>
+      </w:r>
+    </w:p>
+    <w:p>
+      <w:r>
+        <w:t>Câu lệnh:</w:t>
+      </w:r>
+    </w:p>
+    <w:p>
+      <w:r>
+        <w:t>db.employees.updateMany(</w:t>
+      </w:r>
     </w:p>
     <w:p>
       <w:r>
@@ -7381,26 +3799,8 @@
     </w:p>
     <w:p>
       <w:r>
-        <w:t xml:space="preserve"> {$</w:t>
-      </w:r>
-      <w:proofErr w:type="gramStart"/>
-      <w:r>
-        <w:t>set:{</w:t>
-      </w:r>
-      <w:proofErr w:type="spellStart"/>
-      <w:proofErr w:type="gramEnd"/>
-      <w:r>
-        <w:t>organization:"</w:t>
-      </w:r>
-      <w:proofErr w:type="gramStart"/>
-      <w:r>
-        <w:t>UIT</w:t>
-      </w:r>
-      <w:proofErr w:type="spellEnd"/>
-      <w:r>
-        <w:t>"}}</w:t>
-      </w:r>
-      <w:proofErr w:type="gramEnd"/>
+        <w:t xml:space="preserve"> {$set:{organization:"UIT"}}</w:t>
+      </w:r>
     </w:p>
     <w:p>
       <w:r>
@@ -7450,141 +3850,8 @@
       </w:r>
     </w:p>
     <w:p>
-      <w:proofErr w:type="spellStart"/>
-      <w:r>
-        <w:t>Toán</w:t>
-      </w:r>
-      <w:proofErr w:type="spellEnd"/>
-      <w:r>
-        <w:t xml:space="preserve"> </w:t>
-      </w:r>
-      <w:proofErr w:type="spellStart"/>
-      <w:r>
-        <w:t>tử</w:t>
-      </w:r>
-      <w:proofErr w:type="spellEnd"/>
-      <w:r>
-        <w:t xml:space="preserve"> $set </w:t>
-      </w:r>
-      <w:proofErr w:type="spellStart"/>
-      <w:r>
-        <w:t>được</w:t>
-      </w:r>
-      <w:proofErr w:type="spellEnd"/>
-      <w:r>
-        <w:t xml:space="preserve"> </w:t>
-      </w:r>
-      <w:proofErr w:type="spellStart"/>
-      <w:r>
-        <w:t>sử</w:t>
-      </w:r>
-      <w:proofErr w:type="spellEnd"/>
-      <w:r>
-        <w:t xml:space="preserve"> </w:t>
-      </w:r>
-      <w:proofErr w:type="spellStart"/>
-      <w:r>
-        <w:t>dụng</w:t>
-      </w:r>
-      <w:proofErr w:type="spellEnd"/>
-      <w:r>
-        <w:t xml:space="preserve"> </w:t>
-      </w:r>
-      <w:proofErr w:type="spellStart"/>
-      <w:r>
-        <w:t>để</w:t>
-      </w:r>
-      <w:proofErr w:type="spellEnd"/>
-      <w:r>
-        <w:t xml:space="preserve"> </w:t>
-      </w:r>
-      <w:proofErr w:type="spellStart"/>
-      <w:r>
-        <w:t>thêm</w:t>
-      </w:r>
-      <w:proofErr w:type="spellEnd"/>
-      <w:r>
-        <w:t xml:space="preserve"> </w:t>
-      </w:r>
-      <w:proofErr w:type="spellStart"/>
-      <w:r>
-        <w:t>mới</w:t>
-      </w:r>
-      <w:proofErr w:type="spellEnd"/>
-      <w:r>
-        <w:t xml:space="preserve"> </w:t>
-      </w:r>
-      <w:proofErr w:type="spellStart"/>
-      <w:r>
-        <w:t>hoặc</w:t>
-      </w:r>
-      <w:proofErr w:type="spellEnd"/>
-      <w:r>
-        <w:t xml:space="preserve"> </w:t>
-      </w:r>
-      <w:proofErr w:type="spellStart"/>
-      <w:r>
-        <w:t>cập</w:t>
-      </w:r>
-      <w:proofErr w:type="spellEnd"/>
-      <w:r>
-        <w:t xml:space="preserve"> </w:t>
-      </w:r>
-      <w:proofErr w:type="spellStart"/>
-      <w:r>
-        <w:t>nhật</w:t>
-      </w:r>
-      <w:proofErr w:type="spellEnd"/>
-      <w:r>
-        <w:t xml:space="preserve"> </w:t>
-      </w:r>
-      <w:proofErr w:type="spellStart"/>
-      <w:r>
-        <w:t>giá</w:t>
-      </w:r>
-      <w:proofErr w:type="spellEnd"/>
-      <w:r>
-        <w:t xml:space="preserve"> </w:t>
-      </w:r>
-      <w:proofErr w:type="spellStart"/>
-      <w:r>
-        <w:t>trị</w:t>
-      </w:r>
-      <w:proofErr w:type="spellEnd"/>
-      <w:r>
-        <w:t xml:space="preserve"> </w:t>
-      </w:r>
-      <w:proofErr w:type="spellStart"/>
-      <w:r>
-        <w:t>của</w:t>
-      </w:r>
-      <w:proofErr w:type="spellEnd"/>
-      <w:r>
-        <w:t xml:space="preserve"> </w:t>
-      </w:r>
-      <w:proofErr w:type="spellStart"/>
-      <w:r>
-        <w:t>trường</w:t>
-      </w:r>
-      <w:proofErr w:type="spellEnd"/>
-      <w:r>
-        <w:t xml:space="preserve"> </w:t>
-      </w:r>
-      <w:proofErr w:type="spellStart"/>
-      <w:r>
-        <w:t>dữ</w:t>
-      </w:r>
-      <w:proofErr w:type="spellEnd"/>
-      <w:r>
-        <w:t xml:space="preserve"> </w:t>
-      </w:r>
-      <w:proofErr w:type="spellStart"/>
-      <w:r>
-        <w:t>liệu</w:t>
-      </w:r>
-      <w:proofErr w:type="spellEnd"/>
-      <w:r>
-        <w:t>.</w:t>
+      <w:r>
+        <w:t>Toán tử $set được sử dụng để thêm mới hoặc cập nhật giá trị của trường dữ liệu.</w:t>
       </w:r>
     </w:p>
     <w:p>
@@ -7593,119 +3860,27 @@
           <w:lang w:val="vi-VN"/>
         </w:rPr>
         <w:lastRenderedPageBreak/>
-        <w:t xml:space="preserve">2.9 Hãy điều chỉnh </w:t>
-      </w:r>
-      <w:proofErr w:type="spellStart"/>
-      <w:r>
-        <w:rPr>
-          <w:lang w:val="vi-VN"/>
-        </w:rPr>
-        <w:t>organization</w:t>
-      </w:r>
-      <w:proofErr w:type="spellEnd"/>
-      <w:r>
-        <w:rPr>
-          <w:lang w:val="vi-VN"/>
-        </w:rPr>
-        <w:t xml:space="preserve"> của nhân viên có </w:t>
-      </w:r>
-      <w:proofErr w:type="spellStart"/>
-      <w:r>
-        <w:rPr>
-          <w:lang w:val="vi-VN"/>
-        </w:rPr>
-        <w:t>id</w:t>
-      </w:r>
-      <w:proofErr w:type="spellEnd"/>
-      <w:r>
-        <w:rPr>
-          <w:lang w:val="vi-VN"/>
-        </w:rPr>
-        <w:t xml:space="preserve"> là 5 và 6 thành "USSH". </w:t>
-      </w:r>
-    </w:p>
-    <w:p>
-      <w:proofErr w:type="spellStart"/>
-      <w:r>
-        <w:t>Câu</w:t>
-      </w:r>
-      <w:proofErr w:type="spellEnd"/>
-      <w:r>
-        <w:t xml:space="preserve"> </w:t>
-      </w:r>
-      <w:proofErr w:type="spellStart"/>
-      <w:r>
-        <w:t>lệnh</w:t>
-      </w:r>
-      <w:proofErr w:type="spellEnd"/>
-      <w:r>
-        <w:t>:</w:t>
+        <w:t xml:space="preserve">2.9 Hãy điều chỉnh organization của nhân viên có id là 5 và 6 thành "USSH". </w:t>
+      </w:r>
+    </w:p>
+    <w:p>
+      <w:r>
+        <w:t>Câu lệnh:</w:t>
       </w:r>
       <w:r>
         <w:br/>
-      </w:r>
-      <w:proofErr w:type="spellStart"/>
-      <w:proofErr w:type="gramStart"/>
-      <w:r>
-        <w:t>db.employees</w:t>
-      </w:r>
-      <w:proofErr w:type="gramEnd"/>
-      <w:r>
-        <w:t>.</w:t>
-      </w:r>
-      <w:proofErr w:type="gramStart"/>
-      <w:r>
-        <w:t>updateMany</w:t>
-      </w:r>
-      <w:proofErr w:type="spellEnd"/>
-      <w:r>
-        <w:t>(</w:t>
-      </w:r>
-      <w:proofErr w:type="gramEnd"/>
-    </w:p>
-    <w:p>
-      <w:r>
-        <w:t xml:space="preserve"> {</w:t>
-      </w:r>
-      <w:proofErr w:type="gramStart"/>
-      <w:r>
-        <w:t>id:{</w:t>
-      </w:r>
-      <w:proofErr w:type="gramEnd"/>
-      <w:r>
-        <w:t>$</w:t>
-      </w:r>
-      <w:proofErr w:type="gramStart"/>
-      <w:r>
-        <w:t>in:[5,6]}}</w:t>
-      </w:r>
-      <w:proofErr w:type="gramEnd"/>
-      <w:r>
-        <w:t>,</w:t>
-      </w:r>
-    </w:p>
-    <w:p>
-      <w:r>
-        <w:t xml:space="preserve"> {$</w:t>
-      </w:r>
-      <w:proofErr w:type="gramStart"/>
-      <w:r>
-        <w:t>set:{</w:t>
-      </w:r>
-      <w:proofErr w:type="spellStart"/>
-      <w:proofErr w:type="gramEnd"/>
-      <w:r>
-        <w:t>organization:"</w:t>
-      </w:r>
-      <w:proofErr w:type="gramStart"/>
-      <w:r>
-        <w:t>USSH</w:t>
-      </w:r>
-      <w:proofErr w:type="spellEnd"/>
-      <w:r>
-        <w:t>"}}</w:t>
-      </w:r>
-      <w:proofErr w:type="gramEnd"/>
+        <w:t>db.employees.updateMany(</w:t>
+      </w:r>
+    </w:p>
+    <w:p>
+      <w:r>
+        <w:t xml:space="preserve"> {id:{$in:[5,6]}},</w:t>
+      </w:r>
+    </w:p>
+    <w:p>
+      <w:r>
+        <w:t xml:space="preserve"> {$set:{organization:"USSH"}}</w:t>
+      </w:r>
     </w:p>
     <w:p>
       <w:r>
@@ -7767,62 +3942,17 @@
         <w:rPr>
           <w:lang w:val="vi-VN"/>
         </w:rPr>
-        <w:t xml:space="preserve">2.10 Hãy viết lệnh để tính tổng tuổi và tuổi trung bình của nhân viên thuộc 2 </w:t>
-      </w:r>
-      <w:proofErr w:type="spellStart"/>
-      <w:r>
-        <w:rPr>
-          <w:lang w:val="vi-VN"/>
-        </w:rPr>
-        <w:t>organization</w:t>
-      </w:r>
-      <w:proofErr w:type="spellEnd"/>
-      <w:r>
-        <w:rPr>
-          <w:lang w:val="vi-VN"/>
-        </w:rPr>
-        <w:t xml:space="preserve"> là  UIT và USSH.</w:t>
-      </w:r>
-    </w:p>
-    <w:p>
-      <w:proofErr w:type="spellStart"/>
-      <w:r>
-        <w:t>Câu</w:t>
-      </w:r>
-      <w:proofErr w:type="spellEnd"/>
-      <w:r>
-        <w:t xml:space="preserve"> </w:t>
-      </w:r>
-      <w:proofErr w:type="spellStart"/>
-      <w:r>
-        <w:t>lệnh</w:t>
-      </w:r>
-      <w:proofErr w:type="spellEnd"/>
-      <w:r>
-        <w:t>:</w:t>
-      </w:r>
-    </w:p>
-    <w:p>
-      <w:proofErr w:type="spellStart"/>
-      <w:proofErr w:type="gramStart"/>
-      <w:r>
-        <w:t>db.employees</w:t>
-      </w:r>
-      <w:proofErr w:type="gramEnd"/>
-      <w:r>
-        <w:t>.</w:t>
-      </w:r>
-      <w:proofErr w:type="gramStart"/>
-      <w:r>
-        <w:t>aggregate</w:t>
-      </w:r>
-      <w:proofErr w:type="spellEnd"/>
-      <w:r>
-        <w:t>(</w:t>
-      </w:r>
-      <w:proofErr w:type="gramEnd"/>
-      <w:r>
-        <w:t>[</w:t>
+        <w:t>2.10 Hãy viết lệnh để tính tổng tuổi và tuổi trung bình của nhân viên thuộc 2 organization là  UIT và USSH.</w:t>
+      </w:r>
+    </w:p>
+    <w:p>
+      <w:r>
+        <w:t>Câu lệnh:</w:t>
+      </w:r>
+    </w:p>
+    <w:p>
+      <w:r>
+        <w:t>db.employees.aggregate([</w:t>
       </w:r>
     </w:p>
     <w:p>
@@ -7832,39 +3962,13 @@
     </w:p>
     <w:p>
       <w:r>
-        <w:t xml:space="preserve">   $</w:t>
-      </w:r>
-      <w:proofErr w:type="gramStart"/>
-      <w:r>
-        <w:t>match:{</w:t>
-      </w:r>
-      <w:proofErr w:type="gramEnd"/>
-    </w:p>
-    <w:p>
-      <w:r>
-        <w:t xml:space="preserve">     </w:t>
-      </w:r>
-      <w:proofErr w:type="gramStart"/>
-      <w:r>
-        <w:t>organization:{</w:t>
-      </w:r>
-      <w:proofErr w:type="gramEnd"/>
-      <w:r>
-        <w:t>$</w:t>
-      </w:r>
-      <w:proofErr w:type="gramStart"/>
-      <w:r>
-        <w:t>in:[</w:t>
-      </w:r>
-      <w:proofErr w:type="gramEnd"/>
-      <w:r>
-        <w:t>"UIT","USSH</w:t>
-      </w:r>
-      <w:proofErr w:type="gramStart"/>
-      <w:r>
-        <w:t>"]}</w:t>
-      </w:r>
-      <w:proofErr w:type="gramEnd"/>
+        <w:t xml:space="preserve">   $match:{</w:t>
+      </w:r>
+    </w:p>
+    <w:p>
+      <w:r>
+        <w:t xml:space="preserve">     organization:{$in:["UIT","USSH"]}</w:t>
+      </w:r>
     </w:p>
     <w:p>
       <w:r>
@@ -7883,13 +3987,8 @@
     </w:p>
     <w:p>
       <w:r>
-        <w:t xml:space="preserve">   $</w:t>
-      </w:r>
-      <w:proofErr w:type="gramStart"/>
-      <w:r>
-        <w:t>group:{</w:t>
-      </w:r>
-      <w:proofErr w:type="gramEnd"/>
+        <w:t xml:space="preserve">   $group:{</w:t>
+      </w:r>
     </w:p>
     <w:p>
       <w:r>
@@ -7898,52 +3997,13 @@
     </w:p>
     <w:p>
       <w:r>
-        <w:t xml:space="preserve">     </w:t>
-      </w:r>
-      <w:proofErr w:type="spellStart"/>
-      <w:proofErr w:type="gramStart"/>
-      <w:r>
-        <w:t>totalAge</w:t>
-      </w:r>
-      <w:proofErr w:type="spellEnd"/>
-      <w:r>
-        <w:t>:{</w:t>
-      </w:r>
-      <w:proofErr w:type="gramEnd"/>
-      <w:r>
-        <w:t>$sum:"$</w:t>
-      </w:r>
-      <w:proofErr w:type="gramStart"/>
-      <w:r>
-        <w:t>age"}</w:t>
-      </w:r>
-      <w:proofErr w:type="gramEnd"/>
-      <w:r>
-        <w:t>,</w:t>
-      </w:r>
-    </w:p>
-    <w:p>
-      <w:r>
-        <w:t xml:space="preserve">     </w:t>
-      </w:r>
-      <w:proofErr w:type="spellStart"/>
-      <w:proofErr w:type="gramStart"/>
-      <w:r>
-        <w:t>avgAge</w:t>
-      </w:r>
-      <w:proofErr w:type="spellEnd"/>
-      <w:r>
-        <w:t>:{</w:t>
-      </w:r>
-      <w:proofErr w:type="gramEnd"/>
-      <w:r>
-        <w:t>$avg:"$</w:t>
-      </w:r>
-      <w:proofErr w:type="gramStart"/>
-      <w:r>
-        <w:t>age"}</w:t>
-      </w:r>
-      <w:proofErr w:type="gramEnd"/>
+        <w:t xml:space="preserve">     totalAge:{$sum:"$age"},</w:t>
+      </w:r>
+    </w:p>
+    <w:p>
+      <w:r>
+        <w:t xml:space="preserve">     avgAge:{$avg:"$age"}</w:t>
+      </w:r>
     </w:p>
     <w:p>
       <w:r>
@@ -8009,19 +4069,11 @@
           <w:lang w:val="vi-VN"/>
         </w:rPr>
       </w:pPr>
-      <w:proofErr w:type="spellStart"/>
-      <w:r>
-        <w:rPr>
-          <w:lang w:val="vi-VN"/>
-        </w:rPr>
-        <w:t>Pipeline</w:t>
-      </w:r>
-      <w:proofErr w:type="spellEnd"/>
-      <w:r>
-        <w:rPr>
-          <w:lang w:val="vi-VN"/>
-        </w:rPr>
-        <w:t xml:space="preserve"> xử lý gồm hai giai đoạn:</w:t>
+      <w:r>
+        <w:rPr>
+          <w:lang w:val="vi-VN"/>
+        </w:rPr>
+        <w:t>Pipeline xử lý gồm hai giai đoạn:</w:t>
       </w:r>
     </w:p>
     <w:p>
@@ -8038,35 +4090,7 @@
         <w:rPr>
           <w:lang w:val="vi-VN"/>
         </w:rPr>
-        <w:t>$</w:t>
-      </w:r>
-      <w:proofErr w:type="spellStart"/>
-      <w:r>
-        <w:rPr>
-          <w:lang w:val="vi-VN"/>
-        </w:rPr>
-        <w:t>match</w:t>
-      </w:r>
-      <w:proofErr w:type="spellEnd"/>
-      <w:r>
-        <w:rPr>
-          <w:lang w:val="vi-VN"/>
-        </w:rPr>
-        <w:t xml:space="preserve">: Lọc các </w:t>
-      </w:r>
-      <w:proofErr w:type="spellStart"/>
-      <w:r>
-        <w:rPr>
-          <w:lang w:val="vi-VN"/>
-        </w:rPr>
-        <w:t>document</w:t>
-      </w:r>
-      <w:proofErr w:type="spellEnd"/>
-      <w:r>
-        <w:rPr>
-          <w:lang w:val="vi-VN"/>
-        </w:rPr>
-        <w:t xml:space="preserve"> theo điều kiện</w:t>
+        <w:t>$match: Lọc các document theo điều kiện</w:t>
       </w:r>
       <w:r>
         <w:t>.</w:t>
@@ -8086,49 +4110,7 @@
         <w:rPr>
           <w:lang w:val="vi-VN"/>
         </w:rPr>
-        <w:t>$</w:t>
-      </w:r>
-      <w:proofErr w:type="spellStart"/>
-      <w:r>
-        <w:rPr>
-          <w:lang w:val="vi-VN"/>
-        </w:rPr>
-        <w:t>group</w:t>
-      </w:r>
-      <w:proofErr w:type="spellEnd"/>
-      <w:r>
-        <w:rPr>
-          <w:lang w:val="vi-VN"/>
-        </w:rPr>
-        <w:t xml:space="preserve">: Gom nhóm theo </w:t>
-      </w:r>
-      <w:proofErr w:type="spellStart"/>
-      <w:r>
-        <w:rPr>
-          <w:lang w:val="vi-VN"/>
-        </w:rPr>
-        <w:t>organization</w:t>
-      </w:r>
-      <w:proofErr w:type="spellEnd"/>
-      <w:r>
-        <w:rPr>
-          <w:lang w:val="vi-VN"/>
-        </w:rPr>
-        <w:t xml:space="preserve"> và tính toán tổng ($sum) và trung bình ($</w:t>
-      </w:r>
-      <w:proofErr w:type="spellStart"/>
-      <w:r>
-        <w:rPr>
-          <w:lang w:val="vi-VN"/>
-        </w:rPr>
-        <w:t>avg</w:t>
-      </w:r>
-      <w:proofErr w:type="spellEnd"/>
-      <w:r>
-        <w:rPr>
-          <w:lang w:val="vi-VN"/>
-        </w:rPr>
-        <w:t>)</w:t>
+        <w:t>$group: Gom nhóm theo organization và tính toán tổng ($sum) và trung bình ($avg)</w:t>
       </w:r>
       <w:r>
         <w:t>.</w:t>
@@ -8302,113 +4284,13 @@
       </w:rPr>
       <w:t xml:space="preserve"> – </w:t>
     </w:r>
-    <w:proofErr w:type="spellStart"/>
     <w:r>
       <w:rPr>
         <w:rFonts w:ascii="Times New Roman" w:hAnsi="Times New Roman" w:cs="Times New Roman"/>
         <w:sz w:val="24"/>
         <w:szCs w:val="24"/>
       </w:rPr>
-      <w:t>Kỹ</w:t>
-    </w:r>
-    <w:proofErr w:type="spellEnd"/>
-    <w:r>
-      <w:rPr>
-        <w:rFonts w:ascii="Times New Roman" w:hAnsi="Times New Roman" w:cs="Times New Roman"/>
-        <w:sz w:val="24"/>
-        <w:szCs w:val="24"/>
-      </w:rPr>
-      <w:t xml:space="preserve"> </w:t>
-    </w:r>
-    <w:proofErr w:type="spellStart"/>
-    <w:r>
-      <w:rPr>
-        <w:rFonts w:ascii="Times New Roman" w:hAnsi="Times New Roman" w:cs="Times New Roman"/>
-        <w:sz w:val="24"/>
-        <w:szCs w:val="24"/>
-      </w:rPr>
-      <w:t>thuật</w:t>
-    </w:r>
-    <w:proofErr w:type="spellEnd"/>
-    <w:r>
-      <w:rPr>
-        <w:rFonts w:ascii="Times New Roman" w:hAnsi="Times New Roman" w:cs="Times New Roman"/>
-        <w:sz w:val="24"/>
-        <w:szCs w:val="24"/>
-      </w:rPr>
-      <w:t xml:space="preserve"> </w:t>
-    </w:r>
-    <w:proofErr w:type="spellStart"/>
-    <w:r>
-      <w:rPr>
-        <w:rFonts w:ascii="Times New Roman" w:hAnsi="Times New Roman" w:cs="Times New Roman"/>
-        <w:sz w:val="24"/>
-        <w:szCs w:val="24"/>
-      </w:rPr>
-      <w:t>phát</w:t>
-    </w:r>
-    <w:proofErr w:type="spellEnd"/>
-    <w:r>
-      <w:rPr>
-        <w:rFonts w:ascii="Times New Roman" w:hAnsi="Times New Roman" w:cs="Times New Roman"/>
-        <w:sz w:val="24"/>
-        <w:szCs w:val="24"/>
-      </w:rPr>
-      <w:t xml:space="preserve"> </w:t>
-    </w:r>
-    <w:proofErr w:type="spellStart"/>
-    <w:r>
-      <w:rPr>
-        <w:rFonts w:ascii="Times New Roman" w:hAnsi="Times New Roman" w:cs="Times New Roman"/>
-        <w:sz w:val="24"/>
-        <w:szCs w:val="24"/>
-      </w:rPr>
-      <w:t>triển</w:t>
-    </w:r>
-    <w:proofErr w:type="spellEnd"/>
-    <w:r>
-      <w:rPr>
-        <w:rFonts w:ascii="Times New Roman" w:hAnsi="Times New Roman" w:cs="Times New Roman"/>
-        <w:sz w:val="24"/>
-        <w:szCs w:val="24"/>
-      </w:rPr>
-      <w:t xml:space="preserve"> </w:t>
-    </w:r>
-    <w:proofErr w:type="spellStart"/>
-    <w:r>
-      <w:rPr>
-        <w:rFonts w:ascii="Times New Roman" w:hAnsi="Times New Roman" w:cs="Times New Roman"/>
-        <w:sz w:val="24"/>
-        <w:szCs w:val="24"/>
-      </w:rPr>
-      <w:t>hệ</w:t>
-    </w:r>
-    <w:proofErr w:type="spellEnd"/>
-    <w:r>
-      <w:rPr>
-        <w:rFonts w:ascii="Times New Roman" w:hAnsi="Times New Roman" w:cs="Times New Roman"/>
-        <w:sz w:val="24"/>
-        <w:szCs w:val="24"/>
-      </w:rPr>
-      <w:t xml:space="preserve"> </w:t>
-    </w:r>
-    <w:proofErr w:type="spellStart"/>
-    <w:r>
-      <w:rPr>
-        <w:rFonts w:ascii="Times New Roman" w:hAnsi="Times New Roman" w:cs="Times New Roman"/>
-        <w:sz w:val="24"/>
-        <w:szCs w:val="24"/>
-      </w:rPr>
-      <w:t>thống</w:t>
-    </w:r>
-    <w:proofErr w:type="spellEnd"/>
-    <w:r>
-      <w:rPr>
-        <w:rFonts w:ascii="Times New Roman" w:hAnsi="Times New Roman" w:cs="Times New Roman"/>
-        <w:sz w:val="24"/>
-        <w:szCs w:val="24"/>
-      </w:rPr>
-      <w:t xml:space="preserve"> web</w:t>
+      <w:t>Kỹ thuật phát triển hệ thống web</w:t>
     </w:r>
   </w:p>
 </w:hdr>
